--- a/Masterfit_analise.docx
+++ b/Masterfit_analise.docx
@@ -1777,6 +1777,641 @@
         </w:rPr>
       </w:r>
     </w:p>
+    <w:tbl>
+      <w:tblPr>
+        <w:tblStyle w:val="Table2"/>
+        <w:tblW w:w="9435.0" w:type="dxa"/>
+        <w:jc w:val="left"/>
+        <w:tblBorders>
+          <w:top w:color="000000" w:space="0" w:sz="8" w:val="single"/>
+          <w:left w:color="000000" w:space="0" w:sz="8" w:val="single"/>
+          <w:bottom w:color="000000" w:space="0" w:sz="8" w:val="single"/>
+          <w:right w:color="000000" w:space="0" w:sz="8" w:val="single"/>
+          <w:insideH w:color="000000" w:space="0" w:sz="8" w:val="single"/>
+          <w:insideV w:color="000000" w:space="0" w:sz="8" w:val="single"/>
+        </w:tblBorders>
+        <w:tblLayout w:type="fixed"/>
+        <w:tblLook w:val="0600"/>
+      </w:tblPr>
+      <w:tblGrid>
+        <w:gridCol w:w="3705"/>
+        <w:gridCol w:w="1995"/>
+        <w:gridCol w:w="1920"/>
+        <w:gridCol w:w="1815"/>
+        <w:tblGridChange w:id="0">
+          <w:tblGrid>
+            <w:gridCol w:w="3705"/>
+            <w:gridCol w:w="1995"/>
+            <w:gridCol w:w="1920"/>
+            <w:gridCol w:w="1815"/>
+          </w:tblGrid>
+        </w:tblGridChange>
+      </w:tblGrid>
+      <w:tr>
+        <w:trPr>
+          <w:cantSplit w:val="0"/>
+          <w:trHeight w:val="458.96484375" w:hRule="atLeast"/>
+          <w:tblHeader w:val="0"/>
+        </w:trPr>
+        <w:tc>
+          <w:tcPr>
+            <w:gridSpan w:val="2"/>
+            <w:shd w:fill="b7b7b7" w:val="clear"/>
+            <w:tcMar>
+              <w:top w:w="100.0" w:type="dxa"/>
+              <w:left w:w="100.0" w:type="dxa"/>
+              <w:bottom w:w="100.0" w:type="dxa"/>
+              <w:right w:w="100.0" w:type="dxa"/>
+            </w:tcMar>
+            <w:vAlign w:val="top"/>
+          </w:tcPr>
+          <w:p>
+            <w:pPr>
+              <w:spacing w:line="360" w:lineRule="auto"/>
+              <w:jc w:val="both"/>
+              <w:rPr>
+                <w:b w:val="1"/>
+                <w:bCs w:val="1"/>
+                <w:sz w:val="24"/>
+                <w:szCs w:val="24"/>
+              </w:rPr>
+            </w:pPr>
+            <w:r>
+              <w:rPr>
+                <w:b w:val="1"/>
+                <w:bCs w:val="1"/>
+                <w:sz w:val="24"/>
+                <w:szCs w:val="24"/>
+                <w:rtl w:val="0"/>
+              </w:rPr>
+              <w:t xml:space="preserve">RF02 - Registro e Diário Alimentar</w:t>
+            </w:r>
+          </w:p>
+        </w:tc>
+        <w:tc>
+          <w:tcPr>
+            <w:shd w:fill="auto" w:val="clear"/>
+            <w:tcMar>
+              <w:top w:w="100.0" w:type="dxa"/>
+              <w:left w:w="100.0" w:type="dxa"/>
+              <w:bottom w:w="100.0" w:type="dxa"/>
+              <w:right w:w="100.0" w:type="dxa"/>
+            </w:tcMar>
+            <w:vAlign w:val="top"/>
+          </w:tcPr>
+          <w:p>
+            <w:pPr>
+              <w:widowControl w:val="0"/>
+              <w:spacing w:line="240" w:lineRule="auto"/>
+              <w:rPr>
+                <w:b w:val="1"/>
+                <w:bCs w:val="1"/>
+                <w:sz w:val="24"/>
+                <w:szCs w:val="24"/>
+              </w:rPr>
+            </w:pPr>
+            <w:r>
+              <w:rPr>
+                <w:b w:val="1"/>
+                <w:bCs w:val="1"/>
+                <w:sz w:val="24"/>
+                <w:szCs w:val="24"/>
+                <w:rtl w:val="0"/>
+              </w:rPr>
+              <w:t xml:space="preserve">Evidente (   x  )</w:t>
+            </w:r>
+          </w:p>
+        </w:tc>
+        <w:tc>
+          <w:tcPr>
+            <w:shd w:fill="auto" w:val="clear"/>
+            <w:tcMar>
+              <w:top w:w="100.0" w:type="dxa"/>
+              <w:left w:w="100.0" w:type="dxa"/>
+              <w:bottom w:w="100.0" w:type="dxa"/>
+              <w:right w:w="100.0" w:type="dxa"/>
+            </w:tcMar>
+            <w:vAlign w:val="top"/>
+          </w:tcPr>
+          <w:p>
+            <w:pPr>
+              <w:widowControl w:val="0"/>
+              <w:spacing w:line="240" w:lineRule="auto"/>
+              <w:rPr>
+                <w:b w:val="1"/>
+                <w:bCs w:val="1"/>
+                <w:sz w:val="24"/>
+                <w:szCs w:val="24"/>
+              </w:rPr>
+            </w:pPr>
+            <w:r>
+              <w:rPr>
+                <w:b w:val="1"/>
+                <w:bCs w:val="1"/>
+                <w:sz w:val="24"/>
+                <w:szCs w:val="24"/>
+                <w:rtl w:val="0"/>
+              </w:rPr>
+              <w:t xml:space="preserve">Oculto (     )</w:t>
+            </w:r>
+          </w:p>
+        </w:tc>
+      </w:tr>
+      <w:tr>
+        <w:trPr>
+          <w:cantSplit w:val="0"/>
+          <w:trHeight w:val="440" w:hRule="atLeast"/>
+          <w:tblHeader w:val="0"/>
+        </w:trPr>
+        <w:tc>
+          <w:tcPr>
+            <w:gridSpan w:val="4"/>
+            <w:shd w:fill="auto" w:val="clear"/>
+            <w:tcMar>
+              <w:top w:w="100.0" w:type="dxa"/>
+              <w:left w:w="100.0" w:type="dxa"/>
+              <w:bottom w:w="100.0" w:type="dxa"/>
+              <w:right w:w="100.0" w:type="dxa"/>
+            </w:tcMar>
+            <w:vAlign w:val="top"/>
+          </w:tcPr>
+          <w:p>
+            <w:pPr>
+              <w:widowControl w:val="0"/>
+              <w:spacing w:line="240" w:lineRule="auto"/>
+              <w:jc w:val="both"/>
+              <w:rPr>
+                <w:b w:val="1"/>
+                <w:bCs w:val="1"/>
+                <w:sz w:val="24"/>
+                <w:szCs w:val="24"/>
+              </w:rPr>
+            </w:pPr>
+            <w:r>
+              <w:rPr>
+                <w:b w:val="1"/>
+                <w:bCs w:val="1"/>
+                <w:sz w:val="24"/>
+                <w:szCs w:val="24"/>
+                <w:rtl w:val="0"/>
+              </w:rPr>
+              <w:t xml:space="preserve">Descrição: O sistema deve possibilitar o registro de refeições categorizadas (Café, Almoço, Jantar, Lanches) e</w:t>
+            </w:r>
+          </w:p>
+          <w:p>
+            <w:pPr>
+              <w:widowControl w:val="0"/>
+              <w:spacing w:line="240" w:lineRule="auto"/>
+              <w:jc w:val="both"/>
+              <w:rPr>
+                <w:b w:val="1"/>
+                <w:bCs w:val="1"/>
+                <w:sz w:val="24"/>
+                <w:szCs w:val="24"/>
+              </w:rPr>
+            </w:pPr>
+            <w:r>
+              <w:rPr>
+                <w:b w:val="1"/>
+                <w:bCs w:val="1"/>
+                <w:sz w:val="24"/>
+                <w:szCs w:val="24"/>
+                <w:rtl w:val="0"/>
+              </w:rPr>
+              <w:t xml:space="preserve">somar o total calórico diário acumulado.</w:t>
+            </w:r>
+          </w:p>
+        </w:tc>
+      </w:tr>
+      <w:tr>
+        <w:trPr>
+          <w:cantSplit w:val="0"/>
+          <w:tblHeader w:val="0"/>
+        </w:trPr>
+        <w:tc>
+          <w:tcPr>
+            <w:shd w:fill="b7b7b7" w:val="clear"/>
+            <w:tcMar>
+              <w:top w:w="100.0" w:type="dxa"/>
+              <w:left w:w="100.0" w:type="dxa"/>
+              <w:bottom w:w="100.0" w:type="dxa"/>
+              <w:right w:w="100.0" w:type="dxa"/>
+            </w:tcMar>
+            <w:vAlign w:val="top"/>
+          </w:tcPr>
+          <w:p>
+            <w:pPr>
+              <w:widowControl w:val="0"/>
+              <w:spacing w:line="240" w:lineRule="auto"/>
+              <w:jc w:val="both"/>
+              <w:rPr>
+                <w:b w:val="1"/>
+                <w:bCs w:val="1"/>
+                <w:sz w:val="24"/>
+                <w:szCs w:val="24"/>
+              </w:rPr>
+            </w:pPr>
+            <w:r>
+              <w:rPr>
+                <w:b w:val="1"/>
+                <w:bCs w:val="1"/>
+                <w:sz w:val="24"/>
+                <w:szCs w:val="24"/>
+                <w:rtl w:val="0"/>
+              </w:rPr>
+              <w:t xml:space="preserve">Nome</w:t>
+            </w:r>
+          </w:p>
+        </w:tc>
+        <w:tc>
+          <w:tcPr>
+            <w:shd w:fill="b7b7b7" w:val="clear"/>
+            <w:tcMar>
+              <w:top w:w="100.0" w:type="dxa"/>
+              <w:left w:w="100.0" w:type="dxa"/>
+              <w:bottom w:w="100.0" w:type="dxa"/>
+              <w:right w:w="100.0" w:type="dxa"/>
+            </w:tcMar>
+            <w:vAlign w:val="top"/>
+          </w:tcPr>
+          <w:p>
+            <w:pPr>
+              <w:widowControl w:val="0"/>
+              <w:spacing w:line="240" w:lineRule="auto"/>
+              <w:rPr>
+                <w:b w:val="1"/>
+                <w:bCs w:val="1"/>
+                <w:sz w:val="24"/>
+                <w:szCs w:val="24"/>
+              </w:rPr>
+            </w:pPr>
+            <w:r>
+              <w:rPr>
+                <w:b w:val="1"/>
+                <w:bCs w:val="1"/>
+                <w:sz w:val="24"/>
+                <w:szCs w:val="24"/>
+                <w:rtl w:val="0"/>
+              </w:rPr>
+              <w:t xml:space="preserve">Categoria</w:t>
+            </w:r>
+          </w:p>
+        </w:tc>
+        <w:tc>
+          <w:tcPr>
+            <w:shd w:fill="b7b7b7" w:val="clear"/>
+            <w:tcMar>
+              <w:top w:w="100.0" w:type="dxa"/>
+              <w:left w:w="100.0" w:type="dxa"/>
+              <w:bottom w:w="100.0" w:type="dxa"/>
+              <w:right w:w="100.0" w:type="dxa"/>
+            </w:tcMar>
+            <w:vAlign w:val="top"/>
+          </w:tcPr>
+          <w:p>
+            <w:pPr>
+              <w:widowControl w:val="0"/>
+              <w:spacing w:line="240" w:lineRule="auto"/>
+              <w:rPr>
+                <w:b w:val="1"/>
+                <w:bCs w:val="1"/>
+                <w:sz w:val="24"/>
+                <w:szCs w:val="24"/>
+              </w:rPr>
+            </w:pPr>
+            <w:r>
+              <w:rPr>
+                <w:b w:val="1"/>
+                <w:bCs w:val="1"/>
+                <w:sz w:val="24"/>
+                <w:szCs w:val="24"/>
+                <w:rtl w:val="0"/>
+              </w:rPr>
+              <w:t xml:space="preserve">Desejável</w:t>
+            </w:r>
+          </w:p>
+        </w:tc>
+        <w:tc>
+          <w:tcPr>
+            <w:shd w:fill="b7b7b7" w:val="clear"/>
+            <w:tcMar>
+              <w:top w:w="100.0" w:type="dxa"/>
+              <w:left w:w="100.0" w:type="dxa"/>
+              <w:bottom w:w="100.0" w:type="dxa"/>
+              <w:right w:w="100.0" w:type="dxa"/>
+            </w:tcMar>
+            <w:vAlign w:val="top"/>
+          </w:tcPr>
+          <w:p>
+            <w:pPr>
+              <w:widowControl w:val="0"/>
+              <w:spacing w:line="240" w:lineRule="auto"/>
+              <w:rPr>
+                <w:b w:val="1"/>
+                <w:bCs w:val="1"/>
+                <w:sz w:val="24"/>
+                <w:szCs w:val="24"/>
+              </w:rPr>
+            </w:pPr>
+            <w:r>
+              <w:rPr>
+                <w:b w:val="1"/>
+                <w:bCs w:val="1"/>
+                <w:sz w:val="24"/>
+                <w:szCs w:val="24"/>
+                <w:rtl w:val="0"/>
+              </w:rPr>
+              <w:t xml:space="preserve">Estável</w:t>
+            </w:r>
+          </w:p>
+        </w:tc>
+      </w:tr>
+      <w:tr>
+        <w:trPr>
+          <w:cantSplit w:val="0"/>
+          <w:tblHeader w:val="0"/>
+        </w:trPr>
+        <w:tc>
+          <w:tcPr>
+            <w:shd w:fill="auto" w:val="clear"/>
+            <w:tcMar>
+              <w:top w:w="100.0" w:type="dxa"/>
+              <w:left w:w="100.0" w:type="dxa"/>
+              <w:bottom w:w="100.0" w:type="dxa"/>
+              <w:right w:w="100.0" w:type="dxa"/>
+            </w:tcMar>
+            <w:vAlign w:val="top"/>
+          </w:tcPr>
+          <w:p>
+            <w:pPr>
+              <w:widowControl w:val="0"/>
+              <w:spacing w:line="240" w:lineRule="auto"/>
+              <w:jc w:val="both"/>
+              <w:rPr>
+                <w:b w:val="1"/>
+                <w:bCs w:val="1"/>
+                <w:sz w:val="24"/>
+                <w:szCs w:val="24"/>
+              </w:rPr>
+            </w:pPr>
+            <w:r>
+              <w:rPr>
+                <w:b w:val="1"/>
+                <w:bCs w:val="1"/>
+                <w:sz w:val="24"/>
+                <w:szCs w:val="24"/>
+                <w:rtl w:val="0"/>
+              </w:rPr>
+              <w:t xml:space="preserve">RFN 02.01 -  A gravação do diário alimentar deve funcionar em cache offline caso haja oscilação de rede, sincronizando ao reconectar</w:t>
+            </w:r>
+          </w:p>
+        </w:tc>
+        <w:tc>
+          <w:tcPr>
+            <w:shd w:fill="auto" w:val="clear"/>
+            <w:tcMar>
+              <w:top w:w="100.0" w:type="dxa"/>
+              <w:left w:w="100.0" w:type="dxa"/>
+              <w:bottom w:w="100.0" w:type="dxa"/>
+              <w:right w:w="100.0" w:type="dxa"/>
+            </w:tcMar>
+            <w:vAlign w:val="top"/>
+          </w:tcPr>
+          <w:p>
+            <w:pPr>
+              <w:widowControl w:val="0"/>
+              <w:spacing w:line="240" w:lineRule="auto"/>
+              <w:jc w:val="center"/>
+              <w:rPr>
+                <w:b w:val="1"/>
+                <w:bCs w:val="1"/>
+                <w:sz w:val="24"/>
+                <w:szCs w:val="24"/>
+              </w:rPr>
+            </w:pPr>
+            <w:r>
+              <w:rPr>
+                <w:b w:val="1"/>
+                <w:bCs w:val="1"/>
+                <w:sz w:val="24"/>
+                <w:szCs w:val="24"/>
+                <w:rtl w:val="0"/>
+              </w:rPr>
+              <w:t xml:space="preserve">Histórico / Diário</w:t>
+            </w:r>
+          </w:p>
+        </w:tc>
+        <w:tc>
+          <w:tcPr>
+            <w:shd w:fill="auto" w:val="clear"/>
+            <w:tcMar>
+              <w:top w:w="100.0" w:type="dxa"/>
+              <w:left w:w="100.0" w:type="dxa"/>
+              <w:bottom w:w="100.0" w:type="dxa"/>
+              <w:right w:w="100.0" w:type="dxa"/>
+            </w:tcMar>
+            <w:vAlign w:val="top"/>
+          </w:tcPr>
+          <w:p>
+            <w:pPr>
+              <w:widowControl w:val="0"/>
+              <w:spacing w:line="240" w:lineRule="auto"/>
+              <w:jc w:val="center"/>
+              <w:rPr>
+                <w:b w:val="1"/>
+                <w:bCs w:val="1"/>
+                <w:sz w:val="24"/>
+                <w:szCs w:val="24"/>
+              </w:rPr>
+            </w:pPr>
+            <w:r>
+              <w:rPr>
+                <w:b w:val="1"/>
+                <w:bCs w:val="1"/>
+                <w:sz w:val="24"/>
+                <w:szCs w:val="24"/>
+                <w:rtl w:val="0"/>
+              </w:rPr>
+              <w:t xml:space="preserve">não</w:t>
+            </w:r>
+          </w:p>
+        </w:tc>
+        <w:tc>
+          <w:tcPr>
+            <w:shd w:fill="auto" w:val="clear"/>
+            <w:tcMar>
+              <w:top w:w="100.0" w:type="dxa"/>
+              <w:left w:w="100.0" w:type="dxa"/>
+              <w:bottom w:w="100.0" w:type="dxa"/>
+              <w:right w:w="100.0" w:type="dxa"/>
+            </w:tcMar>
+            <w:vAlign w:val="top"/>
+          </w:tcPr>
+          <w:p>
+            <w:pPr>
+              <w:widowControl w:val="0"/>
+              <w:spacing w:line="240" w:lineRule="auto"/>
+              <w:jc w:val="center"/>
+              <w:rPr>
+                <w:b w:val="1"/>
+                <w:bCs w:val="1"/>
+                <w:sz w:val="24"/>
+                <w:szCs w:val="24"/>
+              </w:rPr>
+            </w:pPr>
+            <w:r>
+              <w:rPr>
+                <w:b w:val="1"/>
+                <w:bCs w:val="1"/>
+                <w:sz w:val="24"/>
+                <w:szCs w:val="24"/>
+                <w:rtl w:val="0"/>
+              </w:rPr>
+              <w:t xml:space="preserve">sim</w:t>
+            </w:r>
+          </w:p>
+        </w:tc>
+      </w:tr>
+      <w:tr>
+        <w:trPr>
+          <w:cantSplit w:val="0"/>
+          <w:tblHeader w:val="0"/>
+        </w:trPr>
+        <w:tc>
+          <w:tcPr>
+            <w:shd w:fill="auto" w:val="clear"/>
+            <w:tcMar>
+              <w:top w:w="100.0" w:type="dxa"/>
+              <w:left w:w="100.0" w:type="dxa"/>
+              <w:bottom w:w="100.0" w:type="dxa"/>
+              <w:right w:w="100.0" w:type="dxa"/>
+            </w:tcMar>
+            <w:vAlign w:val="top"/>
+          </w:tcPr>
+          <w:p>
+            <w:pPr>
+              <w:widowControl w:val="0"/>
+              <w:spacing w:line="240" w:lineRule="auto"/>
+              <w:jc w:val="both"/>
+              <w:rPr>
+                <w:b w:val="1"/>
+                <w:bCs w:val="1"/>
+                <w:sz w:val="24"/>
+                <w:szCs w:val="24"/>
+              </w:rPr>
+            </w:pPr>
+            <w:r>
+              <w:rPr>
+                <w:b w:val="1"/>
+                <w:bCs w:val="1"/>
+                <w:sz w:val="24"/>
+                <w:szCs w:val="24"/>
+                <w:rtl w:val="0"/>
+              </w:rPr>
+              <w:t xml:space="preserve">RFN 02.02 - O sistema deve impedir a inclusão de registros alimentares </w:t>
+            </w:r>
+          </w:p>
+        </w:tc>
+        <w:tc>
+          <w:tcPr>
+            <w:shd w:fill="auto" w:val="clear"/>
+            <w:tcMar>
+              <w:top w:w="100.0" w:type="dxa"/>
+              <w:left w:w="100.0" w:type="dxa"/>
+              <w:bottom w:w="100.0" w:type="dxa"/>
+              <w:right w:w="100.0" w:type="dxa"/>
+            </w:tcMar>
+            <w:vAlign w:val="top"/>
+          </w:tcPr>
+          <w:p>
+            <w:pPr>
+              <w:widowControl w:val="0"/>
+              <w:spacing w:line="240" w:lineRule="auto"/>
+              <w:jc w:val="center"/>
+              <w:rPr>
+                <w:b w:val="1"/>
+                <w:bCs w:val="1"/>
+                <w:sz w:val="24"/>
+                <w:szCs w:val="24"/>
+              </w:rPr>
+            </w:pPr>
+            <w:r>
+              <w:rPr>
+                <w:rtl w:val="0"/>
+              </w:rPr>
+            </w:r>
+          </w:p>
+        </w:tc>
+        <w:tc>
+          <w:tcPr>
+            <w:shd w:fill="auto" w:val="clear"/>
+            <w:tcMar>
+              <w:top w:w="100.0" w:type="dxa"/>
+              <w:left w:w="100.0" w:type="dxa"/>
+              <w:bottom w:w="100.0" w:type="dxa"/>
+              <w:right w:w="100.0" w:type="dxa"/>
+            </w:tcMar>
+            <w:vAlign w:val="top"/>
+          </w:tcPr>
+          <w:p>
+            <w:pPr>
+              <w:widowControl w:val="0"/>
+              <w:spacing w:line="240" w:lineRule="auto"/>
+              <w:rPr>
+                <w:b w:val="1"/>
+                <w:bCs w:val="1"/>
+                <w:sz w:val="24"/>
+                <w:szCs w:val="24"/>
+              </w:rPr>
+            </w:pPr>
+            <w:r>
+              <w:rPr>
+                <w:b w:val="1"/>
+                <w:bCs w:val="1"/>
+                <w:sz w:val="24"/>
+                <w:szCs w:val="24"/>
+                <w:rtl w:val="0"/>
+              </w:rPr>
+              <w:t xml:space="preserve">Evidente (x)</w:t>
+            </w:r>
+          </w:p>
+        </w:tc>
+        <w:tc>
+          <w:tcPr>
+            <w:shd w:fill="auto" w:val="clear"/>
+            <w:tcMar>
+              <w:top w:w="100.0" w:type="dxa"/>
+              <w:left w:w="100.0" w:type="dxa"/>
+              <w:bottom w:w="100.0" w:type="dxa"/>
+              <w:right w:w="100.0" w:type="dxa"/>
+            </w:tcMar>
+            <w:vAlign w:val="top"/>
+          </w:tcPr>
+          <w:p>
+            <w:pPr>
+              <w:widowControl w:val="0"/>
+              <w:spacing w:line="240" w:lineRule="auto"/>
+              <w:rPr>
+                <w:b w:val="1"/>
+                <w:bCs w:val="1"/>
+                <w:sz w:val="24"/>
+                <w:szCs w:val="24"/>
+              </w:rPr>
+            </w:pPr>
+            <w:r>
+              <w:rPr>
+                <w:b w:val="1"/>
+                <w:bCs w:val="1"/>
+                <w:sz w:val="24"/>
+                <w:szCs w:val="24"/>
+                <w:rtl w:val="0"/>
+              </w:rPr>
+              <w:t xml:space="preserve">Oculto (     )</w:t>
+            </w:r>
+          </w:p>
+        </w:tc>
+      </w:tr>
+    </w:tbl>
     <w:p>
       <w:pPr>
         <w:spacing w:line="360" w:lineRule="auto"/>
@@ -2632,7 +3267,7 @@
     </w:p>
     <w:tbl>
       <w:tblPr>
-        <w:tblStyle w:val="Table2"/>
+        <w:tblStyle w:val="Table3"/>
         <w:tblW w:w="14010.0" w:type="dxa"/>
         <w:jc w:val="left"/>
         <w:tblBorders>
@@ -4236,6 +4871,13 @@
     </w:tblPr>
   </w:style>
   <w:style w:type="table" w:styleId="Table2">
+    <w:basedOn w:val="TableNormal"/>
+    <w:tblPr>
+      <w:tblStyleRowBandSize w:val="1"/>
+      <w:tblStyleColBandSize w:val="1"/>
+    </w:tblPr>
+  </w:style>
+  <w:style w:type="table" w:styleId="Table3">
     <w:basedOn w:val="TableNormal"/>
     <w:tblPr>
       <w:tblStyleRowBandSize w:val="1"/>

--- a/Masterfit_analise.docx
+++ b/Masterfit_analise.docx
@@ -2457,6 +2457,634 @@
         </w:rPr>
       </w:r>
     </w:p>
+    <w:tbl>
+      <w:tblPr>
+        <w:tblStyle w:val="Table3"/>
+        <w:tblW w:w="13140.0" w:type="dxa"/>
+        <w:jc w:val="left"/>
+        <w:tblBorders>
+          <w:top w:color="000000" w:space="0" w:sz="8" w:val="single"/>
+          <w:left w:color="000000" w:space="0" w:sz="8" w:val="single"/>
+          <w:bottom w:color="000000" w:space="0" w:sz="8" w:val="single"/>
+          <w:right w:color="000000" w:space="0" w:sz="8" w:val="single"/>
+          <w:insideH w:color="000000" w:space="0" w:sz="8" w:val="single"/>
+          <w:insideV w:color="000000" w:space="0" w:sz="8" w:val="single"/>
+        </w:tblBorders>
+        <w:tblLayout w:type="fixed"/>
+        <w:tblLook w:val="0600"/>
+      </w:tblPr>
+      <w:tblGrid>
+        <w:gridCol w:w="3705"/>
+        <w:gridCol w:w="3705"/>
+        <w:gridCol w:w="1995"/>
+        <w:gridCol w:w="1920"/>
+        <w:gridCol w:w="1815"/>
+        <w:tblGridChange w:id="0">
+          <w:tblGrid>
+            <w:gridCol w:w="3705"/>
+            <w:gridCol w:w="3705"/>
+            <w:gridCol w:w="1995"/>
+            <w:gridCol w:w="1920"/>
+            <w:gridCol w:w="1815"/>
+          </w:tblGrid>
+        </w:tblGridChange>
+      </w:tblGrid>
+      <w:tr>
+        <w:trPr>
+          <w:cantSplit w:val="0"/>
+          <w:trHeight w:val="458.96484375" w:hRule="atLeast"/>
+          <w:tblHeader w:val="0"/>
+        </w:trPr>
+        <w:tc>
+          <w:tcPr>
+            <w:gridSpan w:val="3"/>
+            <w:shd w:fill="b7b7b7" w:val="clear"/>
+            <w:tcMar>
+              <w:top w:w="100.0" w:type="dxa"/>
+              <w:left w:w="100.0" w:type="dxa"/>
+              <w:bottom w:w="100.0" w:type="dxa"/>
+              <w:right w:w="100.0" w:type="dxa"/>
+            </w:tcMar>
+            <w:vAlign w:val="top"/>
+          </w:tcPr>
+          <w:p>
+            <w:pPr>
+              <w:spacing w:line="360" w:lineRule="auto"/>
+              <w:jc w:val="both"/>
+              <w:rPr>
+                <w:b w:val="1"/>
+                <w:bCs w:val="1"/>
+                <w:sz w:val="24"/>
+                <w:szCs w:val="24"/>
+              </w:rPr>
+            </w:pPr>
+            <w:r>
+              <w:rPr>
+                <w:b w:val="1"/>
+                <w:bCs w:val="1"/>
+                <w:sz w:val="24"/>
+                <w:szCs w:val="24"/>
+                <w:rtl w:val="0"/>
+              </w:rPr>
+              <w:t xml:space="preserve">RF03 - Catálogo e Compra de Suplementos</w:t>
+            </w:r>
+          </w:p>
+        </w:tc>
+        <w:tc>
+          <w:tcPr>
+            <w:shd w:fill="auto" w:val="clear"/>
+            <w:tcMar>
+              <w:top w:w="100.0" w:type="dxa"/>
+              <w:left w:w="100.0" w:type="dxa"/>
+              <w:bottom w:w="100.0" w:type="dxa"/>
+              <w:right w:w="100.0" w:type="dxa"/>
+            </w:tcMar>
+            <w:vAlign w:val="top"/>
+          </w:tcPr>
+          <w:p>
+            <w:pPr>
+              <w:widowControl w:val="0"/>
+              <w:spacing w:line="240" w:lineRule="auto"/>
+              <w:rPr>
+                <w:b w:val="1"/>
+                <w:bCs w:val="1"/>
+                <w:sz w:val="24"/>
+                <w:szCs w:val="24"/>
+              </w:rPr>
+            </w:pPr>
+            <w:r>
+              <w:rPr>
+                <w:b w:val="1"/>
+                <w:bCs w:val="1"/>
+                <w:sz w:val="24"/>
+                <w:szCs w:val="24"/>
+                <w:rtl w:val="0"/>
+              </w:rPr>
+              <w:t xml:space="preserve">Evidente (  x  )</w:t>
+            </w:r>
+          </w:p>
+        </w:tc>
+        <w:tc>
+          <w:tcPr>
+            <w:shd w:fill="auto" w:val="clear"/>
+            <w:tcMar>
+              <w:top w:w="100.0" w:type="dxa"/>
+              <w:left w:w="100.0" w:type="dxa"/>
+              <w:bottom w:w="100.0" w:type="dxa"/>
+              <w:right w:w="100.0" w:type="dxa"/>
+            </w:tcMar>
+            <w:vAlign w:val="top"/>
+          </w:tcPr>
+          <w:p>
+            <w:pPr>
+              <w:widowControl w:val="0"/>
+              <w:spacing w:line="240" w:lineRule="auto"/>
+              <w:rPr>
+                <w:b w:val="1"/>
+                <w:bCs w:val="1"/>
+                <w:sz w:val="24"/>
+                <w:szCs w:val="24"/>
+              </w:rPr>
+            </w:pPr>
+            <w:r>
+              <w:rPr>
+                <w:b w:val="1"/>
+                <w:bCs w:val="1"/>
+                <w:sz w:val="24"/>
+                <w:szCs w:val="24"/>
+                <w:rtl w:val="0"/>
+              </w:rPr>
+              <w:t xml:space="preserve">Oculto (     )</w:t>
+            </w:r>
+          </w:p>
+        </w:tc>
+      </w:tr>
+      <w:tr>
+        <w:trPr>
+          <w:cantSplit w:val="0"/>
+          <w:trHeight w:val="440" w:hRule="atLeast"/>
+          <w:tblHeader w:val="0"/>
+        </w:trPr>
+        <w:tc>
+          <w:tcPr>
+            <w:gridSpan w:val="5"/>
+            <w:shd w:fill="auto" w:val="clear"/>
+            <w:tcMar>
+              <w:top w:w="100.0" w:type="dxa"/>
+              <w:left w:w="100.0" w:type="dxa"/>
+              <w:bottom w:w="100.0" w:type="dxa"/>
+              <w:right w:w="100.0" w:type="dxa"/>
+            </w:tcMar>
+            <w:vAlign w:val="top"/>
+          </w:tcPr>
+          <w:p>
+            <w:pPr>
+              <w:widowControl w:val="0"/>
+              <w:spacing w:line="240" w:lineRule="auto"/>
+              <w:jc w:val="both"/>
+              <w:rPr>
+                <w:b w:val="1"/>
+                <w:bCs w:val="1"/>
+                <w:sz w:val="24"/>
+                <w:szCs w:val="24"/>
+              </w:rPr>
+            </w:pPr>
+            <w:r>
+              <w:rPr>
+                <w:b w:val="1"/>
+                <w:bCs w:val="1"/>
+                <w:sz w:val="24"/>
+                <w:szCs w:val="24"/>
+                <w:rtl w:val="0"/>
+              </w:rPr>
+              <w:t xml:space="preserve">Descrição: O sistema deve disponibilizar o catálogo de suplementos alimentares com detalhes de peso, preço e</w:t>
+            </w:r>
+          </w:p>
+          <w:p>
+            <w:pPr>
+              <w:widowControl w:val="0"/>
+              <w:spacing w:line="240" w:lineRule="auto"/>
+              <w:jc w:val="both"/>
+              <w:rPr>
+                <w:b w:val="1"/>
+                <w:bCs w:val="1"/>
+                <w:sz w:val="24"/>
+                <w:szCs w:val="24"/>
+              </w:rPr>
+            </w:pPr>
+            <w:r>
+              <w:rPr>
+                <w:b w:val="1"/>
+                <w:bCs w:val="1"/>
+                <w:sz w:val="24"/>
+                <w:szCs w:val="24"/>
+                <w:rtl w:val="0"/>
+              </w:rPr>
+              <w:t xml:space="preserve">imagem, e permitir o processamento do checkout de compra.</w:t>
+            </w:r>
+          </w:p>
+        </w:tc>
+      </w:tr>
+      <w:tr>
+        <w:trPr>
+          <w:cantSplit w:val="0"/>
+          <w:trHeight w:val="440" w:hRule="atLeast"/>
+          <w:tblHeader w:val="0"/>
+        </w:trPr>
+        <w:tc>
+          <w:tcPr>
+            <w:gridSpan w:val="5"/>
+            <w:shd w:fill="b7b7b7" w:val="clear"/>
+            <w:tcMar>
+              <w:top w:w="100.0" w:type="dxa"/>
+              <w:left w:w="100.0" w:type="dxa"/>
+              <w:bottom w:w="100.0" w:type="dxa"/>
+              <w:right w:w="100.0" w:type="dxa"/>
+            </w:tcMar>
+            <w:vAlign w:val="top"/>
+          </w:tcPr>
+          <w:p>
+            <w:pPr>
+              <w:widowControl w:val="0"/>
+              <w:spacing w:line="240" w:lineRule="auto"/>
+              <w:rPr>
+                <w:b w:val="1"/>
+                <w:bCs w:val="1"/>
+                <w:sz w:val="24"/>
+                <w:szCs w:val="24"/>
+              </w:rPr>
+            </w:pPr>
+            <w:r>
+              <w:rPr>
+                <w:b w:val="1"/>
+                <w:bCs w:val="1"/>
+                <w:sz w:val="24"/>
+                <w:szCs w:val="24"/>
+                <w:rtl w:val="0"/>
+              </w:rPr>
+              <w:t xml:space="preserve">Requisitos Não-Funcionais</w:t>
+            </w:r>
+          </w:p>
+        </w:tc>
+      </w:tr>
+      <w:tr>
+        <w:trPr>
+          <w:cantSplit w:val="0"/>
+          <w:tblHeader w:val="0"/>
+        </w:trPr>
+        <w:tc>
+          <w:tcPr>
+            <w:shd w:fill="b7b7b7" w:val="clear"/>
+            <w:tcMar>
+              <w:top w:w="100.0" w:type="dxa"/>
+              <w:left w:w="100.0" w:type="dxa"/>
+              <w:bottom w:w="100.0" w:type="dxa"/>
+              <w:right w:w="100.0" w:type="dxa"/>
+            </w:tcMar>
+            <w:vAlign w:val="top"/>
+          </w:tcPr>
+          <w:p>
+            <w:pPr>
+              <w:widowControl w:val="0"/>
+              <w:spacing w:line="240" w:lineRule="auto"/>
+              <w:jc w:val="both"/>
+              <w:rPr>
+                <w:b w:val="1"/>
+                <w:bCs w:val="1"/>
+                <w:sz w:val="24"/>
+                <w:szCs w:val="24"/>
+              </w:rPr>
+            </w:pPr>
+            <w:r>
+              <w:rPr>
+                <w:b w:val="1"/>
+                <w:bCs w:val="1"/>
+                <w:sz w:val="24"/>
+                <w:szCs w:val="24"/>
+                <w:rtl w:val="0"/>
+              </w:rPr>
+              <w:t xml:space="preserve">Nome</w:t>
+            </w:r>
+          </w:p>
+        </w:tc>
+        <w:tc>
+          <w:tcPr>
+            <w:shd w:fill="b7b7b7" w:val="clear"/>
+            <w:tcMar>
+              <w:top w:w="100.0" w:type="dxa"/>
+              <w:left w:w="100.0" w:type="dxa"/>
+              <w:bottom w:w="100.0" w:type="dxa"/>
+              <w:right w:w="100.0" w:type="dxa"/>
+            </w:tcMar>
+            <w:vAlign w:val="top"/>
+          </w:tcPr>
+          <w:p>
+            <w:pPr>
+              <w:widowControl w:val="0"/>
+              <w:spacing w:line="240" w:lineRule="auto"/>
+              <w:jc w:val="both"/>
+              <w:rPr>
+                <w:b w:val="1"/>
+                <w:bCs w:val="1"/>
+                <w:sz w:val="24"/>
+                <w:szCs w:val="24"/>
+              </w:rPr>
+            </w:pPr>
+            <w:r>
+              <w:rPr>
+                <w:rtl w:val="0"/>
+              </w:rPr>
+            </w:r>
+          </w:p>
+        </w:tc>
+        <w:tc>
+          <w:tcPr>
+            <w:shd w:fill="b7b7b7" w:val="clear"/>
+            <w:tcMar>
+              <w:top w:w="100.0" w:type="dxa"/>
+              <w:left w:w="100.0" w:type="dxa"/>
+              <w:bottom w:w="100.0" w:type="dxa"/>
+              <w:right w:w="100.0" w:type="dxa"/>
+            </w:tcMar>
+            <w:vAlign w:val="top"/>
+          </w:tcPr>
+          <w:p>
+            <w:pPr>
+              <w:widowControl w:val="0"/>
+              <w:spacing w:line="240" w:lineRule="auto"/>
+              <w:rPr>
+                <w:b w:val="1"/>
+                <w:bCs w:val="1"/>
+                <w:sz w:val="24"/>
+                <w:szCs w:val="24"/>
+              </w:rPr>
+            </w:pPr>
+            <w:r>
+              <w:rPr>
+                <w:b w:val="1"/>
+                <w:bCs w:val="1"/>
+                <w:sz w:val="24"/>
+                <w:szCs w:val="24"/>
+                <w:rtl w:val="0"/>
+              </w:rPr>
+              <w:t xml:space="preserve">Categoria</w:t>
+            </w:r>
+          </w:p>
+        </w:tc>
+        <w:tc>
+          <w:tcPr>
+            <w:shd w:fill="b7b7b7" w:val="clear"/>
+            <w:tcMar>
+              <w:top w:w="100.0" w:type="dxa"/>
+              <w:left w:w="100.0" w:type="dxa"/>
+              <w:bottom w:w="100.0" w:type="dxa"/>
+              <w:right w:w="100.0" w:type="dxa"/>
+            </w:tcMar>
+            <w:vAlign w:val="top"/>
+          </w:tcPr>
+          <w:p>
+            <w:pPr>
+              <w:widowControl w:val="0"/>
+              <w:spacing w:line="240" w:lineRule="auto"/>
+              <w:rPr>
+                <w:b w:val="1"/>
+                <w:bCs w:val="1"/>
+                <w:sz w:val="24"/>
+                <w:szCs w:val="24"/>
+              </w:rPr>
+            </w:pPr>
+            <w:r>
+              <w:rPr>
+                <w:b w:val="1"/>
+                <w:bCs w:val="1"/>
+                <w:sz w:val="24"/>
+                <w:szCs w:val="24"/>
+                <w:rtl w:val="0"/>
+              </w:rPr>
+              <w:t xml:space="preserve">Desejável</w:t>
+            </w:r>
+          </w:p>
+        </w:tc>
+        <w:tc>
+          <w:tcPr>
+            <w:shd w:fill="b7b7b7" w:val="clear"/>
+            <w:tcMar>
+              <w:top w:w="100.0" w:type="dxa"/>
+              <w:left w:w="100.0" w:type="dxa"/>
+              <w:bottom w:w="100.0" w:type="dxa"/>
+              <w:right w:w="100.0" w:type="dxa"/>
+            </w:tcMar>
+            <w:vAlign w:val="top"/>
+          </w:tcPr>
+          <w:p>
+            <w:pPr>
+              <w:widowControl w:val="0"/>
+              <w:spacing w:line="240" w:lineRule="auto"/>
+              <w:rPr>
+                <w:b w:val="1"/>
+                <w:bCs w:val="1"/>
+                <w:sz w:val="24"/>
+                <w:szCs w:val="24"/>
+              </w:rPr>
+            </w:pPr>
+            <w:r>
+              <w:rPr>
+                <w:b w:val="1"/>
+                <w:bCs w:val="1"/>
+                <w:sz w:val="24"/>
+                <w:szCs w:val="24"/>
+                <w:rtl w:val="0"/>
+              </w:rPr>
+              <w:t xml:space="preserve">Estável</w:t>
+            </w:r>
+          </w:p>
+        </w:tc>
+      </w:tr>
+      <w:tr>
+        <w:trPr>
+          <w:cantSplit w:val="0"/>
+          <w:tblHeader w:val="0"/>
+        </w:trPr>
+        <w:tc>
+          <w:tcPr>
+            <w:shd w:fill="auto" w:val="clear"/>
+            <w:tcMar>
+              <w:top w:w="100.0" w:type="dxa"/>
+              <w:left w:w="100.0" w:type="dxa"/>
+              <w:bottom w:w="100.0" w:type="dxa"/>
+              <w:right w:w="100.0" w:type="dxa"/>
+            </w:tcMar>
+            <w:vAlign w:val="top"/>
+          </w:tcPr>
+          <w:p>
+            <w:pPr>
+              <w:widowControl w:val="0"/>
+              <w:spacing w:line="240" w:lineRule="auto"/>
+              <w:jc w:val="both"/>
+              <w:rPr>
+                <w:b w:val="1"/>
+                <w:bCs w:val="1"/>
+                <w:sz w:val="24"/>
+                <w:szCs w:val="24"/>
+              </w:rPr>
+            </w:pPr>
+            <w:r>
+              <w:rPr>
+                <w:b w:val="1"/>
+                <w:bCs w:val="1"/>
+                <w:sz w:val="24"/>
+                <w:szCs w:val="24"/>
+                <w:rtl w:val="0"/>
+              </w:rPr>
+              <w:t xml:space="preserve">RFN 03.01 -  </w:t>
+            </w:r>
+          </w:p>
+        </w:tc>
+        <w:tc>
+          <w:tcPr>
+            <w:shd w:fill="auto" w:val="clear"/>
+            <w:tcMar>
+              <w:top w:w="100.0" w:type="dxa"/>
+              <w:left w:w="100.0" w:type="dxa"/>
+              <w:bottom w:w="100.0" w:type="dxa"/>
+              <w:right w:w="100.0" w:type="dxa"/>
+            </w:tcMar>
+            <w:vAlign w:val="top"/>
+          </w:tcPr>
+          <w:p>
+            <w:pPr>
+              <w:widowControl w:val="0"/>
+              <w:spacing w:line="240" w:lineRule="auto"/>
+              <w:jc w:val="both"/>
+              <w:rPr>
+                <w:b w:val="1"/>
+                <w:bCs w:val="1"/>
+                <w:sz w:val="24"/>
+                <w:szCs w:val="24"/>
+              </w:rPr>
+            </w:pPr>
+            <w:r>
+              <w:rPr>
+                <w:b w:val="1"/>
+                <w:bCs w:val="1"/>
+                <w:sz w:val="24"/>
+                <w:szCs w:val="24"/>
+                <w:rtl w:val="0"/>
+              </w:rPr>
+              <w:t xml:space="preserve">A transação financeira de compra de suplementos deve utilizar protocolo SSL/TLS com criptografía</w:t>
+            </w:r>
+          </w:p>
+          <w:p>
+            <w:pPr>
+              <w:widowControl w:val="0"/>
+              <w:spacing w:line="240" w:lineRule="auto"/>
+              <w:jc w:val="both"/>
+              <w:rPr>
+                <w:b w:val="1"/>
+                <w:bCs w:val="1"/>
+                <w:sz w:val="24"/>
+                <w:szCs w:val="24"/>
+              </w:rPr>
+            </w:pPr>
+            <w:r>
+              <w:rPr>
+                <w:b w:val="1"/>
+                <w:bCs w:val="1"/>
+                <w:sz w:val="24"/>
+                <w:szCs w:val="24"/>
+                <w:rtl w:val="0"/>
+              </w:rPr>
+              <w:t xml:space="preserve">PCI-DSS.</w:t>
+            </w:r>
+          </w:p>
+        </w:tc>
+        <w:tc>
+          <w:tcPr>
+            <w:shd w:fill="auto" w:val="clear"/>
+            <w:tcMar>
+              <w:top w:w="100.0" w:type="dxa"/>
+              <w:left w:w="100.0" w:type="dxa"/>
+              <w:bottom w:w="100.0" w:type="dxa"/>
+              <w:right w:w="100.0" w:type="dxa"/>
+            </w:tcMar>
+            <w:vAlign w:val="top"/>
+          </w:tcPr>
+          <w:p>
+            <w:pPr>
+              <w:widowControl w:val="0"/>
+              <w:spacing w:line="240" w:lineRule="auto"/>
+              <w:jc w:val="center"/>
+              <w:rPr>
+                <w:b w:val="1"/>
+                <w:bCs w:val="1"/>
+                <w:sz w:val="24"/>
+                <w:szCs w:val="24"/>
+              </w:rPr>
+            </w:pPr>
+            <w:r>
+              <w:rPr>
+                <w:b w:val="1"/>
+                <w:bCs w:val="1"/>
+                <w:sz w:val="24"/>
+                <w:szCs w:val="24"/>
+                <w:rtl w:val="0"/>
+              </w:rPr>
+              <w:t xml:space="preserve">E-commerce / Vendas</w:t>
+            </w:r>
+          </w:p>
+        </w:tc>
+        <w:tc>
+          <w:tcPr>
+            <w:shd w:fill="auto" w:val="clear"/>
+            <w:tcMar>
+              <w:top w:w="100.0" w:type="dxa"/>
+              <w:left w:w="100.0" w:type="dxa"/>
+              <w:bottom w:w="100.0" w:type="dxa"/>
+              <w:right w:w="100.0" w:type="dxa"/>
+            </w:tcMar>
+            <w:vAlign w:val="top"/>
+          </w:tcPr>
+          <w:p>
+            <w:pPr>
+              <w:widowControl w:val="0"/>
+              <w:spacing w:line="240" w:lineRule="auto"/>
+              <w:jc w:val="center"/>
+              <w:rPr>
+                <w:b w:val="1"/>
+                <w:bCs w:val="1"/>
+                <w:sz w:val="24"/>
+                <w:szCs w:val="24"/>
+              </w:rPr>
+            </w:pPr>
+            <w:r>
+              <w:rPr>
+                <w:b w:val="1"/>
+                <w:bCs w:val="1"/>
+                <w:sz w:val="24"/>
+                <w:szCs w:val="24"/>
+                <w:rtl w:val="0"/>
+              </w:rPr>
+              <w:t xml:space="preserve">não</w:t>
+            </w:r>
+          </w:p>
+        </w:tc>
+        <w:tc>
+          <w:tcPr>
+            <w:shd w:fill="auto" w:val="clear"/>
+            <w:tcMar>
+              <w:top w:w="100.0" w:type="dxa"/>
+              <w:left w:w="100.0" w:type="dxa"/>
+              <w:bottom w:w="100.0" w:type="dxa"/>
+              <w:right w:w="100.0" w:type="dxa"/>
+            </w:tcMar>
+            <w:vAlign w:val="top"/>
+          </w:tcPr>
+          <w:p>
+            <w:pPr>
+              <w:widowControl w:val="0"/>
+              <w:spacing w:line="240" w:lineRule="auto"/>
+              <w:jc w:val="center"/>
+              <w:rPr>
+                <w:b w:val="1"/>
+                <w:bCs w:val="1"/>
+                <w:sz w:val="24"/>
+                <w:szCs w:val="24"/>
+              </w:rPr>
+            </w:pPr>
+            <w:r>
+              <w:rPr>
+                <w:b w:val="1"/>
+                <w:bCs w:val="1"/>
+                <w:sz w:val="24"/>
+                <w:szCs w:val="24"/>
+                <w:rtl w:val="0"/>
+              </w:rPr>
+              <w:t xml:space="preserve">sim</w:t>
+            </w:r>
+          </w:p>
+        </w:tc>
+      </w:tr>
+    </w:tbl>
     <w:p>
       <w:pPr>
         <w:spacing w:line="360" w:lineRule="auto"/>
@@ -3267,7 +3895,7 @@
     </w:p>
     <w:tbl>
       <w:tblPr>
-        <w:tblStyle w:val="Table3"/>
+        <w:tblStyle w:val="Table4"/>
         <w:tblW w:w="14010.0" w:type="dxa"/>
         <w:jc w:val="left"/>
         <w:tblBorders>
@@ -4878,6 +5506,13 @@
     </w:tblPr>
   </w:style>
   <w:style w:type="table" w:styleId="Table3">
+    <w:basedOn w:val="TableNormal"/>
+    <w:tblPr>
+      <w:tblStyleRowBandSize w:val="1"/>
+      <w:tblStyleColBandSize w:val="1"/>
+    </w:tblPr>
+  </w:style>
+  <w:style w:type="table" w:styleId="Table4">
     <w:basedOn w:val="TableNormal"/>
     <w:tblPr>
       <w:tblStyleRowBandSize w:val="1"/>

--- a/Masterfit_analise.docx
+++ b/Masterfit_analise.docx
@@ -3100,6 +3100,634 @@
         </w:rPr>
       </w:r>
     </w:p>
+    <w:tbl>
+      <w:tblPr>
+        <w:tblStyle w:val="Table4"/>
+        <w:tblW w:w="13140.0" w:type="dxa"/>
+        <w:jc w:val="left"/>
+        <w:tblBorders>
+          <w:top w:color="000000" w:space="0" w:sz="8" w:val="single"/>
+          <w:left w:color="000000" w:space="0" w:sz="8" w:val="single"/>
+          <w:bottom w:color="000000" w:space="0" w:sz="8" w:val="single"/>
+          <w:right w:color="000000" w:space="0" w:sz="8" w:val="single"/>
+          <w:insideH w:color="000000" w:space="0" w:sz="8" w:val="single"/>
+          <w:insideV w:color="000000" w:space="0" w:sz="8" w:val="single"/>
+        </w:tblBorders>
+        <w:tblLayout w:type="fixed"/>
+        <w:tblLook w:val="0600"/>
+      </w:tblPr>
+      <w:tblGrid>
+        <w:gridCol w:w="3705"/>
+        <w:gridCol w:w="3705"/>
+        <w:gridCol w:w="1995"/>
+        <w:gridCol w:w="1920"/>
+        <w:gridCol w:w="1815"/>
+        <w:tblGridChange w:id="0">
+          <w:tblGrid>
+            <w:gridCol w:w="3705"/>
+            <w:gridCol w:w="3705"/>
+            <w:gridCol w:w="1995"/>
+            <w:gridCol w:w="1920"/>
+            <w:gridCol w:w="1815"/>
+          </w:tblGrid>
+        </w:tblGridChange>
+      </w:tblGrid>
+      <w:tr>
+        <w:trPr>
+          <w:cantSplit w:val="0"/>
+          <w:trHeight w:val="458.96484375" w:hRule="atLeast"/>
+          <w:tblHeader w:val="0"/>
+        </w:trPr>
+        <w:tc>
+          <w:tcPr>
+            <w:gridSpan w:val="3"/>
+            <w:shd w:fill="b7b7b7" w:val="clear"/>
+            <w:tcMar>
+              <w:top w:w="100.0" w:type="dxa"/>
+              <w:left w:w="100.0" w:type="dxa"/>
+              <w:bottom w:w="100.0" w:type="dxa"/>
+              <w:right w:w="100.0" w:type="dxa"/>
+            </w:tcMar>
+            <w:vAlign w:val="top"/>
+          </w:tcPr>
+          <w:p>
+            <w:pPr>
+              <w:spacing w:line="360" w:lineRule="auto"/>
+              <w:jc w:val="both"/>
+              <w:rPr>
+                <w:b w:val="1"/>
+                <w:bCs w:val="1"/>
+                <w:sz w:val="24"/>
+                <w:szCs w:val="24"/>
+              </w:rPr>
+            </w:pPr>
+            <w:r>
+              <w:rPr>
+                <w:b w:val="1"/>
+                <w:bCs w:val="1"/>
+                <w:sz w:val="24"/>
+                <w:szCs w:val="24"/>
+                <w:rtl w:val="0"/>
+              </w:rPr>
+              <w:t xml:space="preserve">RF04 - Cadastro de Endereço de Entrega</w:t>
+            </w:r>
+          </w:p>
+        </w:tc>
+        <w:tc>
+          <w:tcPr>
+            <w:shd w:fill="auto" w:val="clear"/>
+            <w:tcMar>
+              <w:top w:w="100.0" w:type="dxa"/>
+              <w:left w:w="100.0" w:type="dxa"/>
+              <w:bottom w:w="100.0" w:type="dxa"/>
+              <w:right w:w="100.0" w:type="dxa"/>
+            </w:tcMar>
+            <w:vAlign w:val="top"/>
+          </w:tcPr>
+          <w:p>
+            <w:pPr>
+              <w:widowControl w:val="0"/>
+              <w:spacing w:line="240" w:lineRule="auto"/>
+              <w:rPr>
+                <w:b w:val="1"/>
+                <w:bCs w:val="1"/>
+                <w:sz w:val="24"/>
+                <w:szCs w:val="24"/>
+              </w:rPr>
+            </w:pPr>
+            <w:r>
+              <w:rPr>
+                <w:b w:val="1"/>
+                <w:bCs w:val="1"/>
+                <w:sz w:val="24"/>
+                <w:szCs w:val="24"/>
+                <w:rtl w:val="0"/>
+              </w:rPr>
+              <w:t xml:space="preserve">Evidente (  x  )</w:t>
+            </w:r>
+          </w:p>
+        </w:tc>
+        <w:tc>
+          <w:tcPr>
+            <w:shd w:fill="auto" w:val="clear"/>
+            <w:tcMar>
+              <w:top w:w="100.0" w:type="dxa"/>
+              <w:left w:w="100.0" w:type="dxa"/>
+              <w:bottom w:w="100.0" w:type="dxa"/>
+              <w:right w:w="100.0" w:type="dxa"/>
+            </w:tcMar>
+            <w:vAlign w:val="top"/>
+          </w:tcPr>
+          <w:p>
+            <w:pPr>
+              <w:widowControl w:val="0"/>
+              <w:spacing w:line="240" w:lineRule="auto"/>
+              <w:rPr>
+                <w:b w:val="1"/>
+                <w:bCs w:val="1"/>
+                <w:sz w:val="24"/>
+                <w:szCs w:val="24"/>
+              </w:rPr>
+            </w:pPr>
+            <w:r>
+              <w:rPr>
+                <w:b w:val="1"/>
+                <w:bCs w:val="1"/>
+                <w:sz w:val="24"/>
+                <w:szCs w:val="24"/>
+                <w:rtl w:val="0"/>
+              </w:rPr>
+              <w:t xml:space="preserve">Oculto (     )</w:t>
+            </w:r>
+          </w:p>
+        </w:tc>
+      </w:tr>
+      <w:tr>
+        <w:trPr>
+          <w:cantSplit w:val="0"/>
+          <w:trHeight w:val="440" w:hRule="atLeast"/>
+          <w:tblHeader w:val="0"/>
+        </w:trPr>
+        <w:tc>
+          <w:tcPr>
+            <w:gridSpan w:val="5"/>
+            <w:shd w:fill="auto" w:val="clear"/>
+            <w:tcMar>
+              <w:top w:w="100.0" w:type="dxa"/>
+              <w:left w:w="100.0" w:type="dxa"/>
+              <w:bottom w:w="100.0" w:type="dxa"/>
+              <w:right w:w="100.0" w:type="dxa"/>
+            </w:tcMar>
+            <w:vAlign w:val="top"/>
+          </w:tcPr>
+          <w:p>
+            <w:pPr>
+              <w:widowControl w:val="0"/>
+              <w:spacing w:line="240" w:lineRule="auto"/>
+              <w:jc w:val="both"/>
+              <w:rPr>
+                <w:b w:val="1"/>
+                <w:bCs w:val="1"/>
+                <w:sz w:val="24"/>
+                <w:szCs w:val="24"/>
+              </w:rPr>
+            </w:pPr>
+            <w:r>
+              <w:rPr>
+                <w:b w:val="1"/>
+                <w:bCs w:val="1"/>
+                <w:sz w:val="24"/>
+                <w:szCs w:val="24"/>
+                <w:rtl w:val="0"/>
+              </w:rPr>
+              <w:t xml:space="preserve">Descrição: O sistema deve disponibilizar o catálogo de suplementos alimentares com detalhes de peso, preço e</w:t>
+            </w:r>
+          </w:p>
+          <w:p>
+            <w:pPr>
+              <w:widowControl w:val="0"/>
+              <w:spacing w:line="240" w:lineRule="auto"/>
+              <w:jc w:val="both"/>
+              <w:rPr>
+                <w:b w:val="1"/>
+                <w:bCs w:val="1"/>
+                <w:sz w:val="24"/>
+                <w:szCs w:val="24"/>
+              </w:rPr>
+            </w:pPr>
+            <w:r>
+              <w:rPr>
+                <w:b w:val="1"/>
+                <w:bCs w:val="1"/>
+                <w:sz w:val="24"/>
+                <w:szCs w:val="24"/>
+                <w:rtl w:val="0"/>
+              </w:rPr>
+              <w:t xml:space="preserve">imagem, e permitir o processamento do checkout de compra</w:t>
+            </w:r>
+          </w:p>
+        </w:tc>
+      </w:tr>
+      <w:tr>
+        <w:trPr>
+          <w:cantSplit w:val="0"/>
+          <w:trHeight w:val="440" w:hRule="atLeast"/>
+          <w:tblHeader w:val="0"/>
+        </w:trPr>
+        <w:tc>
+          <w:tcPr>
+            <w:gridSpan w:val="5"/>
+            <w:shd w:fill="b7b7b7" w:val="clear"/>
+            <w:tcMar>
+              <w:top w:w="100.0" w:type="dxa"/>
+              <w:left w:w="100.0" w:type="dxa"/>
+              <w:bottom w:w="100.0" w:type="dxa"/>
+              <w:right w:w="100.0" w:type="dxa"/>
+            </w:tcMar>
+            <w:vAlign w:val="top"/>
+          </w:tcPr>
+          <w:p>
+            <w:pPr>
+              <w:widowControl w:val="0"/>
+              <w:spacing w:line="240" w:lineRule="auto"/>
+              <w:rPr>
+                <w:b w:val="1"/>
+                <w:bCs w:val="1"/>
+                <w:sz w:val="24"/>
+                <w:szCs w:val="24"/>
+              </w:rPr>
+            </w:pPr>
+            <w:r>
+              <w:rPr>
+                <w:b w:val="1"/>
+                <w:bCs w:val="1"/>
+                <w:sz w:val="24"/>
+                <w:szCs w:val="24"/>
+                <w:rtl w:val="0"/>
+              </w:rPr>
+              <w:t xml:space="preserve">Requisitos Não-Funcionais</w:t>
+            </w:r>
+          </w:p>
+        </w:tc>
+      </w:tr>
+      <w:tr>
+        <w:trPr>
+          <w:cantSplit w:val="0"/>
+          <w:tblHeader w:val="0"/>
+        </w:trPr>
+        <w:tc>
+          <w:tcPr>
+            <w:shd w:fill="b7b7b7" w:val="clear"/>
+            <w:tcMar>
+              <w:top w:w="100.0" w:type="dxa"/>
+              <w:left w:w="100.0" w:type="dxa"/>
+              <w:bottom w:w="100.0" w:type="dxa"/>
+              <w:right w:w="100.0" w:type="dxa"/>
+            </w:tcMar>
+            <w:vAlign w:val="top"/>
+          </w:tcPr>
+          <w:p>
+            <w:pPr>
+              <w:widowControl w:val="0"/>
+              <w:spacing w:line="240" w:lineRule="auto"/>
+              <w:jc w:val="both"/>
+              <w:rPr>
+                <w:b w:val="1"/>
+                <w:bCs w:val="1"/>
+                <w:sz w:val="24"/>
+                <w:szCs w:val="24"/>
+              </w:rPr>
+            </w:pPr>
+            <w:r>
+              <w:rPr>
+                <w:b w:val="1"/>
+                <w:bCs w:val="1"/>
+                <w:sz w:val="24"/>
+                <w:szCs w:val="24"/>
+                <w:rtl w:val="0"/>
+              </w:rPr>
+              <w:t xml:space="preserve">Nome</w:t>
+            </w:r>
+          </w:p>
+        </w:tc>
+        <w:tc>
+          <w:tcPr>
+            <w:shd w:fill="b7b7b7" w:val="clear"/>
+            <w:tcMar>
+              <w:top w:w="100.0" w:type="dxa"/>
+              <w:left w:w="100.0" w:type="dxa"/>
+              <w:bottom w:w="100.0" w:type="dxa"/>
+              <w:right w:w="100.0" w:type="dxa"/>
+            </w:tcMar>
+            <w:vAlign w:val="top"/>
+          </w:tcPr>
+          <w:p>
+            <w:pPr>
+              <w:widowControl w:val="0"/>
+              <w:spacing w:line="240" w:lineRule="auto"/>
+              <w:jc w:val="both"/>
+              <w:rPr>
+                <w:b w:val="1"/>
+                <w:bCs w:val="1"/>
+                <w:sz w:val="24"/>
+                <w:szCs w:val="24"/>
+              </w:rPr>
+            </w:pPr>
+            <w:r>
+              <w:rPr>
+                <w:rtl w:val="0"/>
+              </w:rPr>
+            </w:r>
+          </w:p>
+        </w:tc>
+        <w:tc>
+          <w:tcPr>
+            <w:shd w:fill="b7b7b7" w:val="clear"/>
+            <w:tcMar>
+              <w:top w:w="100.0" w:type="dxa"/>
+              <w:left w:w="100.0" w:type="dxa"/>
+              <w:bottom w:w="100.0" w:type="dxa"/>
+              <w:right w:w="100.0" w:type="dxa"/>
+            </w:tcMar>
+            <w:vAlign w:val="top"/>
+          </w:tcPr>
+          <w:p>
+            <w:pPr>
+              <w:widowControl w:val="0"/>
+              <w:spacing w:line="240" w:lineRule="auto"/>
+              <w:rPr>
+                <w:b w:val="1"/>
+                <w:bCs w:val="1"/>
+                <w:sz w:val="24"/>
+                <w:szCs w:val="24"/>
+              </w:rPr>
+            </w:pPr>
+            <w:r>
+              <w:rPr>
+                <w:b w:val="1"/>
+                <w:bCs w:val="1"/>
+                <w:sz w:val="24"/>
+                <w:szCs w:val="24"/>
+                <w:rtl w:val="0"/>
+              </w:rPr>
+              <w:t xml:space="preserve">Categoria</w:t>
+            </w:r>
+          </w:p>
+        </w:tc>
+        <w:tc>
+          <w:tcPr>
+            <w:shd w:fill="b7b7b7" w:val="clear"/>
+            <w:tcMar>
+              <w:top w:w="100.0" w:type="dxa"/>
+              <w:left w:w="100.0" w:type="dxa"/>
+              <w:bottom w:w="100.0" w:type="dxa"/>
+              <w:right w:w="100.0" w:type="dxa"/>
+            </w:tcMar>
+            <w:vAlign w:val="top"/>
+          </w:tcPr>
+          <w:p>
+            <w:pPr>
+              <w:widowControl w:val="0"/>
+              <w:spacing w:line="240" w:lineRule="auto"/>
+              <w:rPr>
+                <w:b w:val="1"/>
+                <w:bCs w:val="1"/>
+                <w:sz w:val="24"/>
+                <w:szCs w:val="24"/>
+              </w:rPr>
+            </w:pPr>
+            <w:r>
+              <w:rPr>
+                <w:b w:val="1"/>
+                <w:bCs w:val="1"/>
+                <w:sz w:val="24"/>
+                <w:szCs w:val="24"/>
+                <w:rtl w:val="0"/>
+              </w:rPr>
+              <w:t xml:space="preserve">Desejável</w:t>
+            </w:r>
+          </w:p>
+        </w:tc>
+        <w:tc>
+          <w:tcPr>
+            <w:shd w:fill="b7b7b7" w:val="clear"/>
+            <w:tcMar>
+              <w:top w:w="100.0" w:type="dxa"/>
+              <w:left w:w="100.0" w:type="dxa"/>
+              <w:bottom w:w="100.0" w:type="dxa"/>
+              <w:right w:w="100.0" w:type="dxa"/>
+            </w:tcMar>
+            <w:vAlign w:val="top"/>
+          </w:tcPr>
+          <w:p>
+            <w:pPr>
+              <w:widowControl w:val="0"/>
+              <w:spacing w:line="240" w:lineRule="auto"/>
+              <w:rPr>
+                <w:b w:val="1"/>
+                <w:bCs w:val="1"/>
+                <w:sz w:val="24"/>
+                <w:szCs w:val="24"/>
+              </w:rPr>
+            </w:pPr>
+            <w:r>
+              <w:rPr>
+                <w:b w:val="1"/>
+                <w:bCs w:val="1"/>
+                <w:sz w:val="24"/>
+                <w:szCs w:val="24"/>
+                <w:rtl w:val="0"/>
+              </w:rPr>
+              <w:t xml:space="preserve">Estável</w:t>
+            </w:r>
+          </w:p>
+        </w:tc>
+      </w:tr>
+      <w:tr>
+        <w:trPr>
+          <w:cantSplit w:val="0"/>
+          <w:tblHeader w:val="0"/>
+        </w:trPr>
+        <w:tc>
+          <w:tcPr>
+            <w:shd w:fill="auto" w:val="clear"/>
+            <w:tcMar>
+              <w:top w:w="100.0" w:type="dxa"/>
+              <w:left w:w="100.0" w:type="dxa"/>
+              <w:bottom w:w="100.0" w:type="dxa"/>
+              <w:right w:w="100.0" w:type="dxa"/>
+            </w:tcMar>
+            <w:vAlign w:val="top"/>
+          </w:tcPr>
+          <w:p>
+            <w:pPr>
+              <w:widowControl w:val="0"/>
+              <w:spacing w:line="240" w:lineRule="auto"/>
+              <w:jc w:val="both"/>
+              <w:rPr>
+                <w:b w:val="1"/>
+                <w:bCs w:val="1"/>
+                <w:sz w:val="24"/>
+                <w:szCs w:val="24"/>
+              </w:rPr>
+            </w:pPr>
+            <w:r>
+              <w:rPr>
+                <w:b w:val="1"/>
+                <w:bCs w:val="1"/>
+                <w:sz w:val="24"/>
+                <w:szCs w:val="24"/>
+                <w:rtl w:val="0"/>
+              </w:rPr>
+              <w:t xml:space="preserve">RFN 04.01 -  </w:t>
+            </w:r>
+          </w:p>
+        </w:tc>
+        <w:tc>
+          <w:tcPr>
+            <w:shd w:fill="auto" w:val="clear"/>
+            <w:tcMar>
+              <w:top w:w="100.0" w:type="dxa"/>
+              <w:left w:w="100.0" w:type="dxa"/>
+              <w:bottom w:w="100.0" w:type="dxa"/>
+              <w:right w:w="100.0" w:type="dxa"/>
+            </w:tcMar>
+            <w:vAlign w:val="top"/>
+          </w:tcPr>
+          <w:p>
+            <w:pPr>
+              <w:widowControl w:val="0"/>
+              <w:spacing w:line="240" w:lineRule="auto"/>
+              <w:jc w:val="both"/>
+              <w:rPr>
+                <w:b w:val="1"/>
+                <w:bCs w:val="1"/>
+                <w:sz w:val="24"/>
+                <w:szCs w:val="24"/>
+              </w:rPr>
+            </w:pPr>
+            <w:r>
+              <w:rPr>
+                <w:b w:val="1"/>
+                <w:bCs w:val="1"/>
+                <w:sz w:val="24"/>
+                <w:szCs w:val="24"/>
+                <w:rtl w:val="0"/>
+              </w:rPr>
+              <w:t xml:space="preserve">A busca e preenchimento automático do endereço via API de CEP deve responder em menos de 1,0</w:t>
+            </w:r>
+          </w:p>
+          <w:p>
+            <w:pPr>
+              <w:widowControl w:val="0"/>
+              <w:spacing w:line="240" w:lineRule="auto"/>
+              <w:jc w:val="both"/>
+              <w:rPr>
+                <w:b w:val="1"/>
+                <w:bCs w:val="1"/>
+                <w:sz w:val="24"/>
+                <w:szCs w:val="24"/>
+              </w:rPr>
+            </w:pPr>
+            <w:r>
+              <w:rPr>
+                <w:b w:val="1"/>
+                <w:bCs w:val="1"/>
+                <w:sz w:val="24"/>
+                <w:szCs w:val="24"/>
+                <w:rtl w:val="0"/>
+              </w:rPr>
+              <w:t xml:space="preserve">segundo.</w:t>
+            </w:r>
+          </w:p>
+        </w:tc>
+        <w:tc>
+          <w:tcPr>
+            <w:shd w:fill="auto" w:val="clear"/>
+            <w:tcMar>
+              <w:top w:w="100.0" w:type="dxa"/>
+              <w:left w:w="100.0" w:type="dxa"/>
+              <w:bottom w:w="100.0" w:type="dxa"/>
+              <w:right w:w="100.0" w:type="dxa"/>
+            </w:tcMar>
+            <w:vAlign w:val="top"/>
+          </w:tcPr>
+          <w:p>
+            <w:pPr>
+              <w:widowControl w:val="0"/>
+              <w:spacing w:line="240" w:lineRule="auto"/>
+              <w:jc w:val="center"/>
+              <w:rPr>
+                <w:b w:val="1"/>
+                <w:bCs w:val="1"/>
+                <w:sz w:val="24"/>
+                <w:szCs w:val="24"/>
+              </w:rPr>
+            </w:pPr>
+            <w:r>
+              <w:rPr>
+                <w:b w:val="1"/>
+                <w:bCs w:val="1"/>
+                <w:sz w:val="24"/>
+                <w:szCs w:val="24"/>
+                <w:rtl w:val="0"/>
+              </w:rPr>
+              <w:t xml:space="preserve">Cadastro / Logística</w:t>
+            </w:r>
+          </w:p>
+        </w:tc>
+        <w:tc>
+          <w:tcPr>
+            <w:shd w:fill="auto" w:val="clear"/>
+            <w:tcMar>
+              <w:top w:w="100.0" w:type="dxa"/>
+              <w:left w:w="100.0" w:type="dxa"/>
+              <w:bottom w:w="100.0" w:type="dxa"/>
+              <w:right w:w="100.0" w:type="dxa"/>
+            </w:tcMar>
+            <w:vAlign w:val="top"/>
+          </w:tcPr>
+          <w:p>
+            <w:pPr>
+              <w:widowControl w:val="0"/>
+              <w:spacing w:line="240" w:lineRule="auto"/>
+              <w:jc w:val="center"/>
+              <w:rPr>
+                <w:b w:val="1"/>
+                <w:bCs w:val="1"/>
+                <w:sz w:val="24"/>
+                <w:szCs w:val="24"/>
+              </w:rPr>
+            </w:pPr>
+            <w:r>
+              <w:rPr>
+                <w:b w:val="1"/>
+                <w:bCs w:val="1"/>
+                <w:sz w:val="24"/>
+                <w:szCs w:val="24"/>
+                <w:rtl w:val="0"/>
+              </w:rPr>
+              <w:t xml:space="preserve">não</w:t>
+            </w:r>
+          </w:p>
+        </w:tc>
+        <w:tc>
+          <w:tcPr>
+            <w:shd w:fill="auto" w:val="clear"/>
+            <w:tcMar>
+              <w:top w:w="100.0" w:type="dxa"/>
+              <w:left w:w="100.0" w:type="dxa"/>
+              <w:bottom w:w="100.0" w:type="dxa"/>
+              <w:right w:w="100.0" w:type="dxa"/>
+            </w:tcMar>
+            <w:vAlign w:val="top"/>
+          </w:tcPr>
+          <w:p>
+            <w:pPr>
+              <w:widowControl w:val="0"/>
+              <w:spacing w:line="240" w:lineRule="auto"/>
+              <w:jc w:val="center"/>
+              <w:rPr>
+                <w:b w:val="1"/>
+                <w:bCs w:val="1"/>
+                <w:sz w:val="24"/>
+                <w:szCs w:val="24"/>
+              </w:rPr>
+            </w:pPr>
+            <w:r>
+              <w:rPr>
+                <w:b w:val="1"/>
+                <w:bCs w:val="1"/>
+                <w:sz w:val="24"/>
+                <w:szCs w:val="24"/>
+                <w:rtl w:val="0"/>
+              </w:rPr>
+              <w:t xml:space="preserve">sim</w:t>
+            </w:r>
+          </w:p>
+        </w:tc>
+      </w:tr>
+    </w:tbl>
     <w:p>
       <w:pPr>
         <w:spacing w:line="360" w:lineRule="auto"/>
@@ -3895,7 +4523,7 @@
     </w:p>
     <w:tbl>
       <w:tblPr>
-        <w:tblStyle w:val="Table4"/>
+        <w:tblStyle w:val="Table5"/>
         <w:tblW w:w="14010.0" w:type="dxa"/>
         <w:jc w:val="left"/>
         <w:tblBorders>
@@ -5513,6 +6141,13 @@
     </w:tblPr>
   </w:style>
   <w:style w:type="table" w:styleId="Table4">
+    <w:basedOn w:val="TableNormal"/>
+    <w:tblPr>
+      <w:tblStyleRowBandSize w:val="1"/>
+      <w:tblStyleColBandSize w:val="1"/>
+    </w:tblPr>
+  </w:style>
+  <w:style w:type="table" w:styleId="Table5">
     <w:basedOn w:val="TableNormal"/>
     <w:tblPr>
       <w:tblStyleRowBandSize w:val="1"/>

--- a/Masterfit_analise.docx
+++ b/Masterfit_analise.docx
@@ -3743,6 +3743,634 @@
         </w:rPr>
       </w:r>
     </w:p>
+    <w:tbl>
+      <w:tblPr>
+        <w:tblStyle w:val="Table5"/>
+        <w:tblW w:w="13140.0" w:type="dxa"/>
+        <w:jc w:val="left"/>
+        <w:tblBorders>
+          <w:top w:color="000000" w:space="0" w:sz="8" w:val="single"/>
+          <w:left w:color="000000" w:space="0" w:sz="8" w:val="single"/>
+          <w:bottom w:color="000000" w:space="0" w:sz="8" w:val="single"/>
+          <w:right w:color="000000" w:space="0" w:sz="8" w:val="single"/>
+          <w:insideH w:color="000000" w:space="0" w:sz="8" w:val="single"/>
+          <w:insideV w:color="000000" w:space="0" w:sz="8" w:val="single"/>
+        </w:tblBorders>
+        <w:tblLayout w:type="fixed"/>
+        <w:tblLook w:val="0600"/>
+      </w:tblPr>
+      <w:tblGrid>
+        <w:gridCol w:w="3705"/>
+        <w:gridCol w:w="3705"/>
+        <w:gridCol w:w="1995"/>
+        <w:gridCol w:w="1920"/>
+        <w:gridCol w:w="1815"/>
+        <w:tblGridChange w:id="0">
+          <w:tblGrid>
+            <w:gridCol w:w="3705"/>
+            <w:gridCol w:w="3705"/>
+            <w:gridCol w:w="1995"/>
+            <w:gridCol w:w="1920"/>
+            <w:gridCol w:w="1815"/>
+          </w:tblGrid>
+        </w:tblGridChange>
+      </w:tblGrid>
+      <w:tr>
+        <w:trPr>
+          <w:cantSplit w:val="0"/>
+          <w:trHeight w:val="458.96484375" w:hRule="atLeast"/>
+          <w:tblHeader w:val="0"/>
+        </w:trPr>
+        <w:tc>
+          <w:tcPr>
+            <w:gridSpan w:val="3"/>
+            <w:shd w:fill="b7b7b7" w:val="clear"/>
+            <w:tcMar>
+              <w:top w:w="100.0" w:type="dxa"/>
+              <w:left w:w="100.0" w:type="dxa"/>
+              <w:bottom w:w="100.0" w:type="dxa"/>
+              <w:right w:w="100.0" w:type="dxa"/>
+            </w:tcMar>
+            <w:vAlign w:val="top"/>
+          </w:tcPr>
+          <w:p>
+            <w:pPr>
+              <w:spacing w:line="360" w:lineRule="auto"/>
+              <w:jc w:val="both"/>
+              <w:rPr>
+                <w:b w:val="1"/>
+                <w:bCs w:val="1"/>
+                <w:sz w:val="24"/>
+                <w:szCs w:val="24"/>
+              </w:rPr>
+            </w:pPr>
+            <w:r>
+              <w:rPr>
+                <w:b w:val="1"/>
+                <w:bCs w:val="1"/>
+                <w:sz w:val="24"/>
+                <w:szCs w:val="24"/>
+                <w:rtl w:val="0"/>
+              </w:rPr>
+              <w:t xml:space="preserve">RF05 - Validação de Idade Mínima (16 anos)</w:t>
+            </w:r>
+          </w:p>
+        </w:tc>
+        <w:tc>
+          <w:tcPr>
+            <w:shd w:fill="auto" w:val="clear"/>
+            <w:tcMar>
+              <w:top w:w="100.0" w:type="dxa"/>
+              <w:left w:w="100.0" w:type="dxa"/>
+              <w:bottom w:w="100.0" w:type="dxa"/>
+              <w:right w:w="100.0" w:type="dxa"/>
+            </w:tcMar>
+            <w:vAlign w:val="top"/>
+          </w:tcPr>
+          <w:p>
+            <w:pPr>
+              <w:widowControl w:val="0"/>
+              <w:spacing w:line="240" w:lineRule="auto"/>
+              <w:rPr>
+                <w:b w:val="1"/>
+                <w:bCs w:val="1"/>
+                <w:sz w:val="24"/>
+                <w:szCs w:val="24"/>
+              </w:rPr>
+            </w:pPr>
+            <w:r>
+              <w:rPr>
+                <w:b w:val="1"/>
+                <w:bCs w:val="1"/>
+                <w:sz w:val="24"/>
+                <w:szCs w:val="24"/>
+                <w:rtl w:val="0"/>
+              </w:rPr>
+              <w:t xml:space="preserve">Evidente (  x  )</w:t>
+            </w:r>
+          </w:p>
+        </w:tc>
+        <w:tc>
+          <w:tcPr>
+            <w:shd w:fill="auto" w:val="clear"/>
+            <w:tcMar>
+              <w:top w:w="100.0" w:type="dxa"/>
+              <w:left w:w="100.0" w:type="dxa"/>
+              <w:bottom w:w="100.0" w:type="dxa"/>
+              <w:right w:w="100.0" w:type="dxa"/>
+            </w:tcMar>
+            <w:vAlign w:val="top"/>
+          </w:tcPr>
+          <w:p>
+            <w:pPr>
+              <w:widowControl w:val="0"/>
+              <w:spacing w:line="240" w:lineRule="auto"/>
+              <w:rPr>
+                <w:b w:val="1"/>
+                <w:bCs w:val="1"/>
+                <w:sz w:val="24"/>
+                <w:szCs w:val="24"/>
+              </w:rPr>
+            </w:pPr>
+            <w:r>
+              <w:rPr>
+                <w:b w:val="1"/>
+                <w:bCs w:val="1"/>
+                <w:sz w:val="24"/>
+                <w:szCs w:val="24"/>
+                <w:rtl w:val="0"/>
+              </w:rPr>
+              <w:t xml:space="preserve">Oculto (     )</w:t>
+            </w:r>
+          </w:p>
+        </w:tc>
+      </w:tr>
+      <w:tr>
+        <w:trPr>
+          <w:cantSplit w:val="0"/>
+          <w:trHeight w:val="440" w:hRule="atLeast"/>
+          <w:tblHeader w:val="0"/>
+        </w:trPr>
+        <w:tc>
+          <w:tcPr>
+            <w:gridSpan w:val="5"/>
+            <w:shd w:fill="auto" w:val="clear"/>
+            <w:tcMar>
+              <w:top w:w="100.0" w:type="dxa"/>
+              <w:left w:w="100.0" w:type="dxa"/>
+              <w:bottom w:w="100.0" w:type="dxa"/>
+              <w:right w:w="100.0" w:type="dxa"/>
+            </w:tcMar>
+            <w:vAlign w:val="top"/>
+          </w:tcPr>
+          <w:p>
+            <w:pPr>
+              <w:widowControl w:val="0"/>
+              <w:spacing w:line="240" w:lineRule="auto"/>
+              <w:jc w:val="both"/>
+              <w:rPr>
+                <w:b w:val="1"/>
+                <w:bCs w:val="1"/>
+                <w:sz w:val="24"/>
+                <w:szCs w:val="24"/>
+              </w:rPr>
+            </w:pPr>
+            <w:r>
+              <w:rPr>
+                <w:b w:val="1"/>
+                <w:bCs w:val="1"/>
+                <w:sz w:val="24"/>
+                <w:szCs w:val="24"/>
+                <w:rtl w:val="0"/>
+              </w:rPr>
+              <w:t xml:space="preserve">Descrição: O sistema deve calcular a idade do usuário a partir da data de nascimento informada e aplicar a</w:t>
+            </w:r>
+          </w:p>
+          <w:p>
+            <w:pPr>
+              <w:widowControl w:val="0"/>
+              <w:spacing w:line="240" w:lineRule="auto"/>
+              <w:jc w:val="both"/>
+              <w:rPr>
+                <w:b w:val="1"/>
+                <w:bCs w:val="1"/>
+                <w:sz w:val="24"/>
+                <w:szCs w:val="24"/>
+              </w:rPr>
+            </w:pPr>
+            <w:r>
+              <w:rPr>
+                <w:b w:val="1"/>
+                <w:bCs w:val="1"/>
+                <w:sz w:val="24"/>
+                <w:szCs w:val="24"/>
+                <w:rtl w:val="0"/>
+              </w:rPr>
+              <w:t xml:space="preserve">restrição de cadastro para menores de 16 anos. </w:t>
+            </w:r>
+          </w:p>
+        </w:tc>
+      </w:tr>
+      <w:tr>
+        <w:trPr>
+          <w:cantSplit w:val="0"/>
+          <w:trHeight w:val="440" w:hRule="atLeast"/>
+          <w:tblHeader w:val="0"/>
+        </w:trPr>
+        <w:tc>
+          <w:tcPr>
+            <w:gridSpan w:val="5"/>
+            <w:shd w:fill="b7b7b7" w:val="clear"/>
+            <w:tcMar>
+              <w:top w:w="100.0" w:type="dxa"/>
+              <w:left w:w="100.0" w:type="dxa"/>
+              <w:bottom w:w="100.0" w:type="dxa"/>
+              <w:right w:w="100.0" w:type="dxa"/>
+            </w:tcMar>
+            <w:vAlign w:val="top"/>
+          </w:tcPr>
+          <w:p>
+            <w:pPr>
+              <w:widowControl w:val="0"/>
+              <w:spacing w:line="240" w:lineRule="auto"/>
+              <w:rPr>
+                <w:b w:val="1"/>
+                <w:bCs w:val="1"/>
+                <w:sz w:val="24"/>
+                <w:szCs w:val="24"/>
+              </w:rPr>
+            </w:pPr>
+            <w:r>
+              <w:rPr>
+                <w:b w:val="1"/>
+                <w:bCs w:val="1"/>
+                <w:sz w:val="24"/>
+                <w:szCs w:val="24"/>
+                <w:rtl w:val="0"/>
+              </w:rPr>
+              <w:t xml:space="preserve">Requisitos Não-Funcionais</w:t>
+            </w:r>
+          </w:p>
+        </w:tc>
+      </w:tr>
+      <w:tr>
+        <w:trPr>
+          <w:cantSplit w:val="0"/>
+          <w:tblHeader w:val="0"/>
+        </w:trPr>
+        <w:tc>
+          <w:tcPr>
+            <w:shd w:fill="b7b7b7" w:val="clear"/>
+            <w:tcMar>
+              <w:top w:w="100.0" w:type="dxa"/>
+              <w:left w:w="100.0" w:type="dxa"/>
+              <w:bottom w:w="100.0" w:type="dxa"/>
+              <w:right w:w="100.0" w:type="dxa"/>
+            </w:tcMar>
+            <w:vAlign w:val="top"/>
+          </w:tcPr>
+          <w:p>
+            <w:pPr>
+              <w:widowControl w:val="0"/>
+              <w:spacing w:line="240" w:lineRule="auto"/>
+              <w:jc w:val="both"/>
+              <w:rPr>
+                <w:b w:val="1"/>
+                <w:bCs w:val="1"/>
+                <w:sz w:val="24"/>
+                <w:szCs w:val="24"/>
+              </w:rPr>
+            </w:pPr>
+            <w:r>
+              <w:rPr>
+                <w:b w:val="1"/>
+                <w:bCs w:val="1"/>
+                <w:sz w:val="24"/>
+                <w:szCs w:val="24"/>
+                <w:rtl w:val="0"/>
+              </w:rPr>
+              <w:t xml:space="preserve">Nome</w:t>
+            </w:r>
+          </w:p>
+        </w:tc>
+        <w:tc>
+          <w:tcPr>
+            <w:shd w:fill="b7b7b7" w:val="clear"/>
+            <w:tcMar>
+              <w:top w:w="100.0" w:type="dxa"/>
+              <w:left w:w="100.0" w:type="dxa"/>
+              <w:bottom w:w="100.0" w:type="dxa"/>
+              <w:right w:w="100.0" w:type="dxa"/>
+            </w:tcMar>
+            <w:vAlign w:val="top"/>
+          </w:tcPr>
+          <w:p>
+            <w:pPr>
+              <w:widowControl w:val="0"/>
+              <w:spacing w:line="240" w:lineRule="auto"/>
+              <w:jc w:val="both"/>
+              <w:rPr>
+                <w:b w:val="1"/>
+                <w:bCs w:val="1"/>
+                <w:sz w:val="24"/>
+                <w:szCs w:val="24"/>
+              </w:rPr>
+            </w:pPr>
+            <w:r>
+              <w:rPr>
+                <w:rtl w:val="0"/>
+              </w:rPr>
+            </w:r>
+          </w:p>
+        </w:tc>
+        <w:tc>
+          <w:tcPr>
+            <w:shd w:fill="b7b7b7" w:val="clear"/>
+            <w:tcMar>
+              <w:top w:w="100.0" w:type="dxa"/>
+              <w:left w:w="100.0" w:type="dxa"/>
+              <w:bottom w:w="100.0" w:type="dxa"/>
+              <w:right w:w="100.0" w:type="dxa"/>
+            </w:tcMar>
+            <w:vAlign w:val="top"/>
+          </w:tcPr>
+          <w:p>
+            <w:pPr>
+              <w:widowControl w:val="0"/>
+              <w:spacing w:line="240" w:lineRule="auto"/>
+              <w:rPr>
+                <w:b w:val="1"/>
+                <w:bCs w:val="1"/>
+                <w:sz w:val="24"/>
+                <w:szCs w:val="24"/>
+              </w:rPr>
+            </w:pPr>
+            <w:r>
+              <w:rPr>
+                <w:b w:val="1"/>
+                <w:bCs w:val="1"/>
+                <w:sz w:val="24"/>
+                <w:szCs w:val="24"/>
+                <w:rtl w:val="0"/>
+              </w:rPr>
+              <w:t xml:space="preserve">Categoria</w:t>
+            </w:r>
+          </w:p>
+        </w:tc>
+        <w:tc>
+          <w:tcPr>
+            <w:shd w:fill="b7b7b7" w:val="clear"/>
+            <w:tcMar>
+              <w:top w:w="100.0" w:type="dxa"/>
+              <w:left w:w="100.0" w:type="dxa"/>
+              <w:bottom w:w="100.0" w:type="dxa"/>
+              <w:right w:w="100.0" w:type="dxa"/>
+            </w:tcMar>
+            <w:vAlign w:val="top"/>
+          </w:tcPr>
+          <w:p>
+            <w:pPr>
+              <w:widowControl w:val="0"/>
+              <w:spacing w:line="240" w:lineRule="auto"/>
+              <w:rPr>
+                <w:b w:val="1"/>
+                <w:bCs w:val="1"/>
+                <w:sz w:val="24"/>
+                <w:szCs w:val="24"/>
+              </w:rPr>
+            </w:pPr>
+            <w:r>
+              <w:rPr>
+                <w:b w:val="1"/>
+                <w:bCs w:val="1"/>
+                <w:sz w:val="24"/>
+                <w:szCs w:val="24"/>
+                <w:rtl w:val="0"/>
+              </w:rPr>
+              <w:t xml:space="preserve">Desejável</w:t>
+            </w:r>
+          </w:p>
+        </w:tc>
+        <w:tc>
+          <w:tcPr>
+            <w:shd w:fill="b7b7b7" w:val="clear"/>
+            <w:tcMar>
+              <w:top w:w="100.0" w:type="dxa"/>
+              <w:left w:w="100.0" w:type="dxa"/>
+              <w:bottom w:w="100.0" w:type="dxa"/>
+              <w:right w:w="100.0" w:type="dxa"/>
+            </w:tcMar>
+            <w:vAlign w:val="top"/>
+          </w:tcPr>
+          <w:p>
+            <w:pPr>
+              <w:widowControl w:val="0"/>
+              <w:spacing w:line="240" w:lineRule="auto"/>
+              <w:rPr>
+                <w:b w:val="1"/>
+                <w:bCs w:val="1"/>
+                <w:sz w:val="24"/>
+                <w:szCs w:val="24"/>
+              </w:rPr>
+            </w:pPr>
+            <w:r>
+              <w:rPr>
+                <w:b w:val="1"/>
+                <w:bCs w:val="1"/>
+                <w:sz w:val="24"/>
+                <w:szCs w:val="24"/>
+                <w:rtl w:val="0"/>
+              </w:rPr>
+              <w:t xml:space="preserve">Estável</w:t>
+            </w:r>
+          </w:p>
+        </w:tc>
+      </w:tr>
+      <w:tr>
+        <w:trPr>
+          <w:cantSplit w:val="0"/>
+          <w:tblHeader w:val="0"/>
+        </w:trPr>
+        <w:tc>
+          <w:tcPr>
+            <w:shd w:fill="auto" w:val="clear"/>
+            <w:tcMar>
+              <w:top w:w="100.0" w:type="dxa"/>
+              <w:left w:w="100.0" w:type="dxa"/>
+              <w:bottom w:w="100.0" w:type="dxa"/>
+              <w:right w:w="100.0" w:type="dxa"/>
+            </w:tcMar>
+            <w:vAlign w:val="top"/>
+          </w:tcPr>
+          <w:p>
+            <w:pPr>
+              <w:widowControl w:val="0"/>
+              <w:spacing w:line="240" w:lineRule="auto"/>
+              <w:jc w:val="both"/>
+              <w:rPr>
+                <w:b w:val="1"/>
+                <w:bCs w:val="1"/>
+                <w:sz w:val="24"/>
+                <w:szCs w:val="24"/>
+              </w:rPr>
+            </w:pPr>
+            <w:r>
+              <w:rPr>
+                <w:b w:val="1"/>
+                <w:bCs w:val="1"/>
+                <w:sz w:val="24"/>
+                <w:szCs w:val="24"/>
+                <w:rtl w:val="0"/>
+              </w:rPr>
+              <w:t xml:space="preserve">RFN 05.01 -  </w:t>
+            </w:r>
+          </w:p>
+        </w:tc>
+        <w:tc>
+          <w:tcPr>
+            <w:shd w:fill="auto" w:val="clear"/>
+            <w:tcMar>
+              <w:top w:w="100.0" w:type="dxa"/>
+              <w:left w:w="100.0" w:type="dxa"/>
+              <w:bottom w:w="100.0" w:type="dxa"/>
+              <w:right w:w="100.0" w:type="dxa"/>
+            </w:tcMar>
+            <w:vAlign w:val="top"/>
+          </w:tcPr>
+          <w:p>
+            <w:pPr>
+              <w:widowControl w:val="0"/>
+              <w:spacing w:line="240" w:lineRule="auto"/>
+              <w:jc w:val="both"/>
+              <w:rPr>
+                <w:b w:val="1"/>
+                <w:bCs w:val="1"/>
+                <w:sz w:val="24"/>
+                <w:szCs w:val="24"/>
+              </w:rPr>
+            </w:pPr>
+            <w:r>
+              <w:rPr>
+                <w:b w:val="1"/>
+                <w:bCs w:val="1"/>
+                <w:sz w:val="24"/>
+                <w:szCs w:val="24"/>
+                <w:rtl w:val="0"/>
+              </w:rPr>
+              <w:t xml:space="preserve">A verificação e cálculo de idade deve ser executada no lado do servidor (server-side validation) para</w:t>
+            </w:r>
+          </w:p>
+          <w:p>
+            <w:pPr>
+              <w:widowControl w:val="0"/>
+              <w:spacing w:line="240" w:lineRule="auto"/>
+              <w:jc w:val="both"/>
+              <w:rPr>
+                <w:b w:val="1"/>
+                <w:bCs w:val="1"/>
+                <w:sz w:val="24"/>
+                <w:szCs w:val="24"/>
+              </w:rPr>
+            </w:pPr>
+            <w:r>
+              <w:rPr>
+                <w:b w:val="1"/>
+                <w:bCs w:val="1"/>
+                <w:sz w:val="24"/>
+                <w:szCs w:val="24"/>
+                <w:rtl w:val="0"/>
+              </w:rPr>
+              <w:t xml:space="preserve">evitar manipulação de scripts no cliente.</w:t>
+            </w:r>
+          </w:p>
+        </w:tc>
+        <w:tc>
+          <w:tcPr>
+            <w:shd w:fill="auto" w:val="clear"/>
+            <w:tcMar>
+              <w:top w:w="100.0" w:type="dxa"/>
+              <w:left w:w="100.0" w:type="dxa"/>
+              <w:bottom w:w="100.0" w:type="dxa"/>
+              <w:right w:w="100.0" w:type="dxa"/>
+            </w:tcMar>
+            <w:vAlign w:val="top"/>
+          </w:tcPr>
+          <w:p>
+            <w:pPr>
+              <w:widowControl w:val="0"/>
+              <w:spacing w:line="240" w:lineRule="auto"/>
+              <w:jc w:val="center"/>
+              <w:rPr>
+                <w:b w:val="1"/>
+                <w:bCs w:val="1"/>
+                <w:sz w:val="24"/>
+                <w:szCs w:val="24"/>
+              </w:rPr>
+            </w:pPr>
+            <w:r>
+              <w:rPr>
+                <w:b w:val="1"/>
+                <w:bCs w:val="1"/>
+                <w:sz w:val="24"/>
+                <w:szCs w:val="24"/>
+                <w:rtl w:val="0"/>
+              </w:rPr>
+              <w:t xml:space="preserve">Segurança / Regra de Acesso</w:t>
+            </w:r>
+          </w:p>
+        </w:tc>
+        <w:tc>
+          <w:tcPr>
+            <w:shd w:fill="auto" w:val="clear"/>
+            <w:tcMar>
+              <w:top w:w="100.0" w:type="dxa"/>
+              <w:left w:w="100.0" w:type="dxa"/>
+              <w:bottom w:w="100.0" w:type="dxa"/>
+              <w:right w:w="100.0" w:type="dxa"/>
+            </w:tcMar>
+            <w:vAlign w:val="top"/>
+          </w:tcPr>
+          <w:p>
+            <w:pPr>
+              <w:widowControl w:val="0"/>
+              <w:spacing w:line="240" w:lineRule="auto"/>
+              <w:jc w:val="center"/>
+              <w:rPr>
+                <w:b w:val="1"/>
+                <w:bCs w:val="1"/>
+                <w:sz w:val="24"/>
+                <w:szCs w:val="24"/>
+              </w:rPr>
+            </w:pPr>
+            <w:r>
+              <w:rPr>
+                <w:b w:val="1"/>
+                <w:bCs w:val="1"/>
+                <w:sz w:val="24"/>
+                <w:szCs w:val="24"/>
+                <w:rtl w:val="0"/>
+              </w:rPr>
+              <w:t xml:space="preserve">não</w:t>
+            </w:r>
+          </w:p>
+        </w:tc>
+        <w:tc>
+          <w:tcPr>
+            <w:shd w:fill="auto" w:val="clear"/>
+            <w:tcMar>
+              <w:top w:w="100.0" w:type="dxa"/>
+              <w:left w:w="100.0" w:type="dxa"/>
+              <w:bottom w:w="100.0" w:type="dxa"/>
+              <w:right w:w="100.0" w:type="dxa"/>
+            </w:tcMar>
+            <w:vAlign w:val="top"/>
+          </w:tcPr>
+          <w:p>
+            <w:pPr>
+              <w:widowControl w:val="0"/>
+              <w:spacing w:line="240" w:lineRule="auto"/>
+              <w:jc w:val="center"/>
+              <w:rPr>
+                <w:b w:val="1"/>
+                <w:bCs w:val="1"/>
+                <w:sz w:val="24"/>
+                <w:szCs w:val="24"/>
+              </w:rPr>
+            </w:pPr>
+            <w:r>
+              <w:rPr>
+                <w:b w:val="1"/>
+                <w:bCs w:val="1"/>
+                <w:sz w:val="24"/>
+                <w:szCs w:val="24"/>
+                <w:rtl w:val="0"/>
+              </w:rPr>
+              <w:t xml:space="preserve">sim</w:t>
+            </w:r>
+          </w:p>
+        </w:tc>
+      </w:tr>
+    </w:tbl>
     <w:p>
       <w:pPr>
         <w:spacing w:line="360" w:lineRule="auto"/>
@@ -3758,6 +4386,635 @@
         </w:rPr>
       </w:r>
     </w:p>
+    <w:tbl>
+      <w:tblPr>
+        <w:tblStyle w:val="Table6"/>
+        <w:tblW w:w="13140.0" w:type="dxa"/>
+        <w:jc w:val="left"/>
+        <w:tblBorders>
+          <w:top w:color="000000" w:space="0" w:sz="8" w:val="single"/>
+          <w:left w:color="000000" w:space="0" w:sz="8" w:val="single"/>
+          <w:bottom w:color="000000" w:space="0" w:sz="8" w:val="single"/>
+          <w:right w:color="000000" w:space="0" w:sz="8" w:val="single"/>
+          <w:insideH w:color="000000" w:space="0" w:sz="8" w:val="single"/>
+          <w:insideV w:color="000000" w:space="0" w:sz="8" w:val="single"/>
+        </w:tblBorders>
+        <w:tblLayout w:type="fixed"/>
+        <w:tblLook w:val="0600"/>
+      </w:tblPr>
+      <w:tblGrid>
+        <w:gridCol w:w="3705"/>
+        <w:gridCol w:w="3705"/>
+        <w:gridCol w:w="1995"/>
+        <w:gridCol w:w="1920"/>
+        <w:gridCol w:w="1815"/>
+        <w:tblGridChange w:id="0">
+          <w:tblGrid>
+            <w:gridCol w:w="3705"/>
+            <w:gridCol w:w="3705"/>
+            <w:gridCol w:w="1995"/>
+            <w:gridCol w:w="1920"/>
+            <w:gridCol w:w="1815"/>
+          </w:tblGrid>
+        </w:tblGridChange>
+      </w:tblGrid>
+      <w:tr>
+        <w:trPr>
+          <w:cantSplit w:val="0"/>
+          <w:trHeight w:val="458.96484375" w:hRule="atLeast"/>
+          <w:tblHeader w:val="0"/>
+        </w:trPr>
+        <w:tc>
+          <w:tcPr>
+            <w:gridSpan w:val="3"/>
+            <w:shd w:fill="b7b7b7" w:val="clear"/>
+            <w:tcMar>
+              <w:top w:w="100.0" w:type="dxa"/>
+              <w:left w:w="100.0" w:type="dxa"/>
+              <w:bottom w:w="100.0" w:type="dxa"/>
+              <w:right w:w="100.0" w:type="dxa"/>
+            </w:tcMar>
+            <w:vAlign w:val="top"/>
+          </w:tcPr>
+          <w:p>
+            <w:pPr>
+              <w:spacing w:line="360" w:lineRule="auto"/>
+              <w:jc w:val="both"/>
+              <w:rPr>
+                <w:b w:val="1"/>
+                <w:bCs w:val="1"/>
+                <w:sz w:val="24"/>
+                <w:szCs w:val="24"/>
+              </w:rPr>
+            </w:pPr>
+            <w:r>
+              <w:rPr>
+                <w:b w:val="1"/>
+                <w:bCs w:val="1"/>
+                <w:sz w:val="24"/>
+                <w:szCs w:val="24"/>
+                <w:rtl w:val="0"/>
+              </w:rPr>
+              <w:t xml:space="preserve">RF06 - Validação de Cupons de Desconto</w:t>
+            </w:r>
+          </w:p>
+        </w:tc>
+        <w:tc>
+          <w:tcPr>
+            <w:shd w:fill="auto" w:val="clear"/>
+            <w:tcMar>
+              <w:top w:w="100.0" w:type="dxa"/>
+              <w:left w:w="100.0" w:type="dxa"/>
+              <w:bottom w:w="100.0" w:type="dxa"/>
+              <w:right w:w="100.0" w:type="dxa"/>
+            </w:tcMar>
+            <w:vAlign w:val="top"/>
+          </w:tcPr>
+          <w:p>
+            <w:pPr>
+              <w:widowControl w:val="0"/>
+              <w:spacing w:line="240" w:lineRule="auto"/>
+              <w:rPr>
+                <w:b w:val="1"/>
+                <w:bCs w:val="1"/>
+                <w:sz w:val="24"/>
+                <w:szCs w:val="24"/>
+              </w:rPr>
+            </w:pPr>
+            <w:r>
+              <w:rPr>
+                <w:b w:val="1"/>
+                <w:bCs w:val="1"/>
+                <w:sz w:val="24"/>
+                <w:szCs w:val="24"/>
+                <w:rtl w:val="0"/>
+              </w:rPr>
+              <w:t xml:space="preserve">Evidente (  x  )</w:t>
+            </w:r>
+          </w:p>
+        </w:tc>
+        <w:tc>
+          <w:tcPr>
+            <w:shd w:fill="auto" w:val="clear"/>
+            <w:tcMar>
+              <w:top w:w="100.0" w:type="dxa"/>
+              <w:left w:w="100.0" w:type="dxa"/>
+              <w:bottom w:w="100.0" w:type="dxa"/>
+              <w:right w:w="100.0" w:type="dxa"/>
+            </w:tcMar>
+            <w:vAlign w:val="top"/>
+          </w:tcPr>
+          <w:p>
+            <w:pPr>
+              <w:widowControl w:val="0"/>
+              <w:spacing w:line="240" w:lineRule="auto"/>
+              <w:rPr>
+                <w:b w:val="1"/>
+                <w:bCs w:val="1"/>
+                <w:sz w:val="24"/>
+                <w:szCs w:val="24"/>
+              </w:rPr>
+            </w:pPr>
+            <w:r>
+              <w:rPr>
+                <w:b w:val="1"/>
+                <w:bCs w:val="1"/>
+                <w:sz w:val="24"/>
+                <w:szCs w:val="24"/>
+                <w:rtl w:val="0"/>
+              </w:rPr>
+              <w:t xml:space="preserve">Oculto (     )</w:t>
+            </w:r>
+          </w:p>
+        </w:tc>
+      </w:tr>
+      <w:tr>
+        <w:trPr>
+          <w:cantSplit w:val="0"/>
+          <w:trHeight w:val="440" w:hRule="atLeast"/>
+          <w:tblHeader w:val="0"/>
+        </w:trPr>
+        <w:tc>
+          <w:tcPr>
+            <w:gridSpan w:val="5"/>
+            <w:shd w:fill="auto" w:val="clear"/>
+            <w:tcMar>
+              <w:top w:w="100.0" w:type="dxa"/>
+              <w:left w:w="100.0" w:type="dxa"/>
+              <w:bottom w:w="100.0" w:type="dxa"/>
+              <w:right w:w="100.0" w:type="dxa"/>
+            </w:tcMar>
+            <w:vAlign w:val="top"/>
+          </w:tcPr>
+          <w:p>
+            <w:pPr>
+              <w:widowControl w:val="0"/>
+              <w:spacing w:line="240" w:lineRule="auto"/>
+              <w:jc w:val="both"/>
+              <w:rPr>
+                <w:b w:val="1"/>
+                <w:bCs w:val="1"/>
+                <w:sz w:val="24"/>
+                <w:szCs w:val="24"/>
+              </w:rPr>
+            </w:pPr>
+            <w:r>
+              <w:rPr>
+                <w:b w:val="1"/>
+                <w:bCs w:val="1"/>
+                <w:sz w:val="24"/>
+                <w:szCs w:val="24"/>
+                <w:rtl w:val="0"/>
+              </w:rPr>
+              <w:t xml:space="preserve">Descrição: O sistema deve verificar a validade e regras de cupons promocionais inseridos no carrinho, aplicando</w:t>
+            </w:r>
+          </w:p>
+          <w:p>
+            <w:pPr>
+              <w:widowControl w:val="0"/>
+              <w:spacing w:line="240" w:lineRule="auto"/>
+              <w:jc w:val="both"/>
+              <w:rPr>
+                <w:b w:val="1"/>
+                <w:bCs w:val="1"/>
+                <w:sz w:val="24"/>
+                <w:szCs w:val="24"/>
+              </w:rPr>
+            </w:pPr>
+            <w:r>
+              <w:rPr>
+                <w:b w:val="1"/>
+                <w:bCs w:val="1"/>
+                <w:sz w:val="24"/>
+                <w:szCs w:val="24"/>
+                <w:rtl w:val="0"/>
+              </w:rPr>
+              <w:t xml:space="preserve">o desconto percentual ou fixo sobre o valor total.</w:t>
+            </w:r>
+          </w:p>
+        </w:tc>
+      </w:tr>
+      <w:tr>
+        <w:trPr>
+          <w:cantSplit w:val="0"/>
+          <w:trHeight w:val="440" w:hRule="atLeast"/>
+          <w:tblHeader w:val="0"/>
+        </w:trPr>
+        <w:tc>
+          <w:tcPr>
+            <w:gridSpan w:val="5"/>
+            <w:shd w:fill="b7b7b7" w:val="clear"/>
+            <w:tcMar>
+              <w:top w:w="100.0" w:type="dxa"/>
+              <w:left w:w="100.0" w:type="dxa"/>
+              <w:bottom w:w="100.0" w:type="dxa"/>
+              <w:right w:w="100.0" w:type="dxa"/>
+            </w:tcMar>
+            <w:vAlign w:val="top"/>
+          </w:tcPr>
+          <w:p>
+            <w:pPr>
+              <w:widowControl w:val="0"/>
+              <w:spacing w:line="240" w:lineRule="auto"/>
+              <w:rPr>
+                <w:b w:val="1"/>
+                <w:bCs w:val="1"/>
+                <w:sz w:val="24"/>
+                <w:szCs w:val="24"/>
+              </w:rPr>
+            </w:pPr>
+            <w:r>
+              <w:rPr>
+                <w:b w:val="1"/>
+                <w:bCs w:val="1"/>
+                <w:sz w:val="24"/>
+                <w:szCs w:val="24"/>
+                <w:rtl w:val="0"/>
+              </w:rPr>
+              <w:t xml:space="preserve">Requisitos Não-Funcionais</w:t>
+            </w:r>
+          </w:p>
+        </w:tc>
+      </w:tr>
+      <w:tr>
+        <w:trPr>
+          <w:cantSplit w:val="0"/>
+          <w:tblHeader w:val="0"/>
+        </w:trPr>
+        <w:tc>
+          <w:tcPr>
+            <w:shd w:fill="b7b7b7" w:val="clear"/>
+            <w:tcMar>
+              <w:top w:w="100.0" w:type="dxa"/>
+              <w:left w:w="100.0" w:type="dxa"/>
+              <w:bottom w:w="100.0" w:type="dxa"/>
+              <w:right w:w="100.0" w:type="dxa"/>
+            </w:tcMar>
+            <w:vAlign w:val="top"/>
+          </w:tcPr>
+          <w:p>
+            <w:pPr>
+              <w:widowControl w:val="0"/>
+              <w:spacing w:line="240" w:lineRule="auto"/>
+              <w:jc w:val="both"/>
+              <w:rPr>
+                <w:b w:val="1"/>
+                <w:bCs w:val="1"/>
+                <w:sz w:val="24"/>
+                <w:szCs w:val="24"/>
+              </w:rPr>
+            </w:pPr>
+            <w:r>
+              <w:rPr>
+                <w:b w:val="1"/>
+                <w:bCs w:val="1"/>
+                <w:sz w:val="24"/>
+                <w:szCs w:val="24"/>
+                <w:rtl w:val="0"/>
+              </w:rPr>
+              <w:t xml:space="preserve">Nome</w:t>
+            </w:r>
+          </w:p>
+        </w:tc>
+        <w:tc>
+          <w:tcPr>
+            <w:shd w:fill="b7b7b7" w:val="clear"/>
+            <w:tcMar>
+              <w:top w:w="100.0" w:type="dxa"/>
+              <w:left w:w="100.0" w:type="dxa"/>
+              <w:bottom w:w="100.0" w:type="dxa"/>
+              <w:right w:w="100.0" w:type="dxa"/>
+            </w:tcMar>
+            <w:vAlign w:val="top"/>
+          </w:tcPr>
+          <w:p>
+            <w:pPr>
+              <w:widowControl w:val="0"/>
+              <w:spacing w:line="240" w:lineRule="auto"/>
+              <w:jc w:val="both"/>
+              <w:rPr>
+                <w:b w:val="1"/>
+                <w:bCs w:val="1"/>
+                <w:sz w:val="24"/>
+                <w:szCs w:val="24"/>
+              </w:rPr>
+            </w:pPr>
+            <w:r>
+              <w:rPr>
+                <w:rtl w:val="0"/>
+              </w:rPr>
+            </w:r>
+          </w:p>
+        </w:tc>
+        <w:tc>
+          <w:tcPr>
+            <w:shd w:fill="b7b7b7" w:val="clear"/>
+            <w:tcMar>
+              <w:top w:w="100.0" w:type="dxa"/>
+              <w:left w:w="100.0" w:type="dxa"/>
+              <w:bottom w:w="100.0" w:type="dxa"/>
+              <w:right w:w="100.0" w:type="dxa"/>
+            </w:tcMar>
+            <w:vAlign w:val="top"/>
+          </w:tcPr>
+          <w:p>
+            <w:pPr>
+              <w:widowControl w:val="0"/>
+              <w:spacing w:line="240" w:lineRule="auto"/>
+              <w:rPr>
+                <w:b w:val="1"/>
+                <w:bCs w:val="1"/>
+                <w:sz w:val="24"/>
+                <w:szCs w:val="24"/>
+              </w:rPr>
+            </w:pPr>
+            <w:r>
+              <w:rPr>
+                <w:b w:val="1"/>
+                <w:bCs w:val="1"/>
+                <w:sz w:val="24"/>
+                <w:szCs w:val="24"/>
+                <w:rtl w:val="0"/>
+              </w:rPr>
+              <w:t xml:space="preserve">Categoria</w:t>
+            </w:r>
+          </w:p>
+        </w:tc>
+        <w:tc>
+          <w:tcPr>
+            <w:shd w:fill="b7b7b7" w:val="clear"/>
+            <w:tcMar>
+              <w:top w:w="100.0" w:type="dxa"/>
+              <w:left w:w="100.0" w:type="dxa"/>
+              <w:bottom w:w="100.0" w:type="dxa"/>
+              <w:right w:w="100.0" w:type="dxa"/>
+            </w:tcMar>
+            <w:vAlign w:val="top"/>
+          </w:tcPr>
+          <w:p>
+            <w:pPr>
+              <w:widowControl w:val="0"/>
+              <w:spacing w:line="240" w:lineRule="auto"/>
+              <w:rPr>
+                <w:b w:val="1"/>
+                <w:bCs w:val="1"/>
+                <w:sz w:val="24"/>
+                <w:szCs w:val="24"/>
+              </w:rPr>
+            </w:pPr>
+            <w:r>
+              <w:rPr>
+                <w:b w:val="1"/>
+                <w:bCs w:val="1"/>
+                <w:sz w:val="24"/>
+                <w:szCs w:val="24"/>
+                <w:rtl w:val="0"/>
+              </w:rPr>
+              <w:t xml:space="preserve">Desejável</w:t>
+            </w:r>
+          </w:p>
+        </w:tc>
+        <w:tc>
+          <w:tcPr>
+            <w:shd w:fill="b7b7b7" w:val="clear"/>
+            <w:tcMar>
+              <w:top w:w="100.0" w:type="dxa"/>
+              <w:left w:w="100.0" w:type="dxa"/>
+              <w:bottom w:w="100.0" w:type="dxa"/>
+              <w:right w:w="100.0" w:type="dxa"/>
+            </w:tcMar>
+            <w:vAlign w:val="top"/>
+          </w:tcPr>
+          <w:p>
+            <w:pPr>
+              <w:widowControl w:val="0"/>
+              <w:spacing w:line="240" w:lineRule="auto"/>
+              <w:rPr>
+                <w:b w:val="1"/>
+                <w:bCs w:val="1"/>
+                <w:sz w:val="24"/>
+                <w:szCs w:val="24"/>
+              </w:rPr>
+            </w:pPr>
+            <w:r>
+              <w:rPr>
+                <w:b w:val="1"/>
+                <w:bCs w:val="1"/>
+                <w:sz w:val="24"/>
+                <w:szCs w:val="24"/>
+                <w:rtl w:val="0"/>
+              </w:rPr>
+              <w:t xml:space="preserve">Estável</w:t>
+            </w:r>
+          </w:p>
+        </w:tc>
+      </w:tr>
+      <w:tr>
+        <w:trPr>
+          <w:cantSplit w:val="0"/>
+          <w:trHeight w:val="1052.9296875" w:hRule="atLeast"/>
+          <w:tblHeader w:val="0"/>
+        </w:trPr>
+        <w:tc>
+          <w:tcPr>
+            <w:shd w:fill="auto" w:val="clear"/>
+            <w:tcMar>
+              <w:top w:w="100.0" w:type="dxa"/>
+              <w:left w:w="100.0" w:type="dxa"/>
+              <w:bottom w:w="100.0" w:type="dxa"/>
+              <w:right w:w="100.0" w:type="dxa"/>
+            </w:tcMar>
+            <w:vAlign w:val="top"/>
+          </w:tcPr>
+          <w:p>
+            <w:pPr>
+              <w:widowControl w:val="0"/>
+              <w:spacing w:line="240" w:lineRule="auto"/>
+              <w:jc w:val="both"/>
+              <w:rPr>
+                <w:b w:val="1"/>
+                <w:bCs w:val="1"/>
+                <w:sz w:val="24"/>
+                <w:szCs w:val="24"/>
+              </w:rPr>
+            </w:pPr>
+            <w:r>
+              <w:rPr>
+                <w:b w:val="1"/>
+                <w:bCs w:val="1"/>
+                <w:sz w:val="24"/>
+                <w:szCs w:val="24"/>
+                <w:rtl w:val="0"/>
+              </w:rPr>
+              <w:t xml:space="preserve">RFN 06.01 -  </w:t>
+            </w:r>
+          </w:p>
+        </w:tc>
+        <w:tc>
+          <w:tcPr>
+            <w:shd w:fill="auto" w:val="clear"/>
+            <w:tcMar>
+              <w:top w:w="100.0" w:type="dxa"/>
+              <w:left w:w="100.0" w:type="dxa"/>
+              <w:bottom w:w="100.0" w:type="dxa"/>
+              <w:right w:w="100.0" w:type="dxa"/>
+            </w:tcMar>
+            <w:vAlign w:val="top"/>
+          </w:tcPr>
+          <w:p>
+            <w:pPr>
+              <w:widowControl w:val="0"/>
+              <w:spacing w:line="240" w:lineRule="auto"/>
+              <w:jc w:val="both"/>
+              <w:rPr>
+                <w:b w:val="1"/>
+                <w:bCs w:val="1"/>
+                <w:sz w:val="24"/>
+                <w:szCs w:val="24"/>
+              </w:rPr>
+            </w:pPr>
+            <w:r>
+              <w:rPr>
+                <w:b w:val="1"/>
+                <w:bCs w:val="1"/>
+                <w:sz w:val="24"/>
+                <w:szCs w:val="24"/>
+                <w:rtl w:val="0"/>
+              </w:rPr>
+              <w:t xml:space="preserve">Caso o cupom seja inválido ou expirado, o valor total do carrinho deve ser recalculado e mantido em</w:t>
+            </w:r>
+          </w:p>
+          <w:p>
+            <w:pPr>
+              <w:widowControl w:val="0"/>
+              <w:spacing w:line="240" w:lineRule="auto"/>
+              <w:jc w:val="both"/>
+              <w:rPr>
+                <w:b w:val="1"/>
+                <w:bCs w:val="1"/>
+                <w:sz w:val="24"/>
+                <w:szCs w:val="24"/>
+              </w:rPr>
+            </w:pPr>
+            <w:r>
+              <w:rPr>
+                <w:b w:val="1"/>
+                <w:bCs w:val="1"/>
+                <w:sz w:val="24"/>
+                <w:szCs w:val="24"/>
+                <w:rtl w:val="0"/>
+              </w:rPr>
+              <w:t xml:space="preserve">seu preço integral sem alterações de saldo.</w:t>
+            </w:r>
+          </w:p>
+        </w:tc>
+        <w:tc>
+          <w:tcPr>
+            <w:shd w:fill="auto" w:val="clear"/>
+            <w:tcMar>
+              <w:top w:w="100.0" w:type="dxa"/>
+              <w:left w:w="100.0" w:type="dxa"/>
+              <w:bottom w:w="100.0" w:type="dxa"/>
+              <w:right w:w="100.0" w:type="dxa"/>
+            </w:tcMar>
+            <w:vAlign w:val="top"/>
+          </w:tcPr>
+          <w:p>
+            <w:pPr>
+              <w:widowControl w:val="0"/>
+              <w:spacing w:line="240" w:lineRule="auto"/>
+              <w:jc w:val="center"/>
+              <w:rPr>
+                <w:b w:val="1"/>
+                <w:bCs w:val="1"/>
+                <w:sz w:val="24"/>
+                <w:szCs w:val="24"/>
+              </w:rPr>
+            </w:pPr>
+            <w:r>
+              <w:rPr>
+                <w:b w:val="1"/>
+                <w:bCs w:val="1"/>
+                <w:sz w:val="24"/>
+                <w:szCs w:val="24"/>
+                <w:rtl w:val="0"/>
+              </w:rPr>
+              <w:t xml:space="preserve">Comercial / Checkout</w:t>
+            </w:r>
+          </w:p>
+        </w:tc>
+        <w:tc>
+          <w:tcPr>
+            <w:shd w:fill="auto" w:val="clear"/>
+            <w:tcMar>
+              <w:top w:w="100.0" w:type="dxa"/>
+              <w:left w:w="100.0" w:type="dxa"/>
+              <w:bottom w:w="100.0" w:type="dxa"/>
+              <w:right w:w="100.0" w:type="dxa"/>
+            </w:tcMar>
+            <w:vAlign w:val="top"/>
+          </w:tcPr>
+          <w:p>
+            <w:pPr>
+              <w:widowControl w:val="0"/>
+              <w:spacing w:line="240" w:lineRule="auto"/>
+              <w:jc w:val="center"/>
+              <w:rPr>
+                <w:b w:val="1"/>
+                <w:bCs w:val="1"/>
+                <w:sz w:val="24"/>
+                <w:szCs w:val="24"/>
+              </w:rPr>
+            </w:pPr>
+            <w:r>
+              <w:rPr>
+                <w:b w:val="1"/>
+                <w:bCs w:val="1"/>
+                <w:sz w:val="24"/>
+                <w:szCs w:val="24"/>
+                <w:rtl w:val="0"/>
+              </w:rPr>
+              <w:t xml:space="preserve">sim</w:t>
+            </w:r>
+          </w:p>
+        </w:tc>
+        <w:tc>
+          <w:tcPr>
+            <w:shd w:fill="auto" w:val="clear"/>
+            <w:tcMar>
+              <w:top w:w="100.0" w:type="dxa"/>
+              <w:left w:w="100.0" w:type="dxa"/>
+              <w:bottom w:w="100.0" w:type="dxa"/>
+              <w:right w:w="100.0" w:type="dxa"/>
+            </w:tcMar>
+            <w:vAlign w:val="top"/>
+          </w:tcPr>
+          <w:p>
+            <w:pPr>
+              <w:widowControl w:val="0"/>
+              <w:spacing w:line="240" w:lineRule="auto"/>
+              <w:jc w:val="center"/>
+              <w:rPr>
+                <w:b w:val="1"/>
+                <w:bCs w:val="1"/>
+                <w:sz w:val="24"/>
+                <w:szCs w:val="24"/>
+              </w:rPr>
+            </w:pPr>
+            <w:r>
+              <w:rPr>
+                <w:b w:val="1"/>
+                <w:bCs w:val="1"/>
+                <w:sz w:val="24"/>
+                <w:szCs w:val="24"/>
+                <w:rtl w:val="0"/>
+              </w:rPr>
+              <w:t xml:space="preserve">sim</w:t>
+            </w:r>
+          </w:p>
+        </w:tc>
+      </w:tr>
+    </w:tbl>
     <w:p>
       <w:pPr>
         <w:spacing w:line="360" w:lineRule="auto"/>
@@ -4523,7 +5780,7 @@
     </w:p>
     <w:tbl>
       <w:tblPr>
-        <w:tblStyle w:val="Table5"/>
+        <w:tblStyle w:val="Table7"/>
         <w:tblW w:w="14010.0" w:type="dxa"/>
         <w:jc w:val="left"/>
         <w:tblBorders>
@@ -6148,6 +7405,20 @@
     </w:tblPr>
   </w:style>
   <w:style w:type="table" w:styleId="Table5">
+    <w:basedOn w:val="TableNormal"/>
+    <w:tblPr>
+      <w:tblStyleRowBandSize w:val="1"/>
+      <w:tblStyleColBandSize w:val="1"/>
+    </w:tblPr>
+  </w:style>
+  <w:style w:type="table" w:styleId="Table6">
+    <w:basedOn w:val="TableNormal"/>
+    <w:tblPr>
+      <w:tblStyleRowBandSize w:val="1"/>
+      <w:tblStyleColBandSize w:val="1"/>
+    </w:tblPr>
+  </w:style>
+  <w:style w:type="table" w:styleId="Table7">
     <w:basedOn w:val="TableNormal"/>
     <w:tblPr>
       <w:tblStyleRowBandSize w:val="1"/>

--- a/Masterfit_analise.docx
+++ b/Masterfit_analise.docx
@@ -5165,6 +5165,635 @@
         </w:rPr>
       </w:r>
     </w:p>
+    <w:tbl>
+      <w:tblPr>
+        <w:tblStyle w:val="Table7"/>
+        <w:tblW w:w="13140.0" w:type="dxa"/>
+        <w:jc w:val="left"/>
+        <w:tblBorders>
+          <w:top w:color="000000" w:space="0" w:sz="8" w:val="single"/>
+          <w:left w:color="000000" w:space="0" w:sz="8" w:val="single"/>
+          <w:bottom w:color="000000" w:space="0" w:sz="8" w:val="single"/>
+          <w:right w:color="000000" w:space="0" w:sz="8" w:val="single"/>
+          <w:insideH w:color="000000" w:space="0" w:sz="8" w:val="single"/>
+          <w:insideV w:color="000000" w:space="0" w:sz="8" w:val="single"/>
+        </w:tblBorders>
+        <w:tblLayout w:type="fixed"/>
+        <w:tblLook w:val="0600"/>
+      </w:tblPr>
+      <w:tblGrid>
+        <w:gridCol w:w="3705"/>
+        <w:gridCol w:w="3705"/>
+        <w:gridCol w:w="1995"/>
+        <w:gridCol w:w="1920"/>
+        <w:gridCol w:w="1815"/>
+        <w:tblGridChange w:id="0">
+          <w:tblGrid>
+            <w:gridCol w:w="3705"/>
+            <w:gridCol w:w="3705"/>
+            <w:gridCol w:w="1995"/>
+            <w:gridCol w:w="1920"/>
+            <w:gridCol w:w="1815"/>
+          </w:tblGrid>
+        </w:tblGridChange>
+      </w:tblGrid>
+      <w:tr>
+        <w:trPr>
+          <w:cantSplit w:val="0"/>
+          <w:trHeight w:val="458.96484375" w:hRule="atLeast"/>
+          <w:tblHeader w:val="0"/>
+        </w:trPr>
+        <w:tc>
+          <w:tcPr>
+            <w:gridSpan w:val="3"/>
+            <w:shd w:fill="b7b7b7" w:val="clear"/>
+            <w:tcMar>
+              <w:top w:w="100.0" w:type="dxa"/>
+              <w:left w:w="100.0" w:type="dxa"/>
+              <w:bottom w:w="100.0" w:type="dxa"/>
+              <w:right w:w="100.0" w:type="dxa"/>
+            </w:tcMar>
+            <w:vAlign w:val="top"/>
+          </w:tcPr>
+          <w:p>
+            <w:pPr>
+              <w:spacing w:line="360" w:lineRule="auto"/>
+              <w:jc w:val="both"/>
+              <w:rPr>
+                <w:b w:val="1"/>
+                <w:bCs w:val="1"/>
+                <w:sz w:val="24"/>
+                <w:szCs w:val="24"/>
+              </w:rPr>
+            </w:pPr>
+            <w:r>
+              <w:rPr>
+                <w:b w:val="1"/>
+                <w:bCs w:val="1"/>
+                <w:sz w:val="24"/>
+                <w:szCs w:val="24"/>
+                <w:rtl w:val="0"/>
+              </w:rPr>
+              <w:t xml:space="preserve">RF07 - Favoritamento de Suplementos</w:t>
+            </w:r>
+          </w:p>
+        </w:tc>
+        <w:tc>
+          <w:tcPr>
+            <w:shd w:fill="auto" w:val="clear"/>
+            <w:tcMar>
+              <w:top w:w="100.0" w:type="dxa"/>
+              <w:left w:w="100.0" w:type="dxa"/>
+              <w:bottom w:w="100.0" w:type="dxa"/>
+              <w:right w:w="100.0" w:type="dxa"/>
+            </w:tcMar>
+            <w:vAlign w:val="top"/>
+          </w:tcPr>
+          <w:p>
+            <w:pPr>
+              <w:widowControl w:val="0"/>
+              <w:spacing w:line="240" w:lineRule="auto"/>
+              <w:rPr>
+                <w:b w:val="1"/>
+                <w:bCs w:val="1"/>
+                <w:sz w:val="24"/>
+                <w:szCs w:val="24"/>
+              </w:rPr>
+            </w:pPr>
+            <w:r>
+              <w:rPr>
+                <w:b w:val="1"/>
+                <w:bCs w:val="1"/>
+                <w:sz w:val="24"/>
+                <w:szCs w:val="24"/>
+                <w:rtl w:val="0"/>
+              </w:rPr>
+              <w:t xml:space="preserve">Evidente (  x  )</w:t>
+            </w:r>
+          </w:p>
+        </w:tc>
+        <w:tc>
+          <w:tcPr>
+            <w:shd w:fill="auto" w:val="clear"/>
+            <w:tcMar>
+              <w:top w:w="100.0" w:type="dxa"/>
+              <w:left w:w="100.0" w:type="dxa"/>
+              <w:bottom w:w="100.0" w:type="dxa"/>
+              <w:right w:w="100.0" w:type="dxa"/>
+            </w:tcMar>
+            <w:vAlign w:val="top"/>
+          </w:tcPr>
+          <w:p>
+            <w:pPr>
+              <w:widowControl w:val="0"/>
+              <w:spacing w:line="240" w:lineRule="auto"/>
+              <w:rPr>
+                <w:b w:val="1"/>
+                <w:bCs w:val="1"/>
+                <w:sz w:val="24"/>
+                <w:szCs w:val="24"/>
+              </w:rPr>
+            </w:pPr>
+            <w:r>
+              <w:rPr>
+                <w:b w:val="1"/>
+                <w:bCs w:val="1"/>
+                <w:sz w:val="24"/>
+                <w:szCs w:val="24"/>
+                <w:rtl w:val="0"/>
+              </w:rPr>
+              <w:t xml:space="preserve">Oculto (     )</w:t>
+            </w:r>
+          </w:p>
+        </w:tc>
+      </w:tr>
+      <w:tr>
+        <w:trPr>
+          <w:cantSplit w:val="0"/>
+          <w:trHeight w:val="440" w:hRule="atLeast"/>
+          <w:tblHeader w:val="0"/>
+        </w:trPr>
+        <w:tc>
+          <w:tcPr>
+            <w:gridSpan w:val="5"/>
+            <w:shd w:fill="auto" w:val="clear"/>
+            <w:tcMar>
+              <w:top w:w="100.0" w:type="dxa"/>
+              <w:left w:w="100.0" w:type="dxa"/>
+              <w:bottom w:w="100.0" w:type="dxa"/>
+              <w:right w:w="100.0" w:type="dxa"/>
+            </w:tcMar>
+            <w:vAlign w:val="top"/>
+          </w:tcPr>
+          <w:p>
+            <w:pPr>
+              <w:widowControl w:val="0"/>
+              <w:spacing w:line="240" w:lineRule="auto"/>
+              <w:jc w:val="both"/>
+              <w:rPr>
+                <w:b w:val="1"/>
+                <w:bCs w:val="1"/>
+                <w:sz w:val="24"/>
+                <w:szCs w:val="24"/>
+              </w:rPr>
+            </w:pPr>
+            <w:r>
+              <w:rPr>
+                <w:b w:val="1"/>
+                <w:bCs w:val="1"/>
+                <w:sz w:val="24"/>
+                <w:szCs w:val="24"/>
+                <w:rtl w:val="0"/>
+              </w:rPr>
+              <w:t xml:space="preserve">Descrição: O sistema deve permitir que o usuário adicione ou remova suplementos à sua lista de favoritos para</w:t>
+            </w:r>
+          </w:p>
+          <w:p>
+            <w:pPr>
+              <w:widowControl w:val="0"/>
+              <w:spacing w:line="240" w:lineRule="auto"/>
+              <w:jc w:val="both"/>
+              <w:rPr>
+                <w:b w:val="1"/>
+                <w:bCs w:val="1"/>
+                <w:sz w:val="24"/>
+                <w:szCs w:val="24"/>
+              </w:rPr>
+            </w:pPr>
+            <w:r>
+              <w:rPr>
+                <w:b w:val="1"/>
+                <w:bCs w:val="1"/>
+                <w:sz w:val="24"/>
+                <w:szCs w:val="24"/>
+                <w:rtl w:val="0"/>
+              </w:rPr>
+              <w:t xml:space="preserve">rápida consulta posterior.</w:t>
+            </w:r>
+          </w:p>
+        </w:tc>
+      </w:tr>
+      <w:tr>
+        <w:trPr>
+          <w:cantSplit w:val="0"/>
+          <w:trHeight w:val="440" w:hRule="atLeast"/>
+          <w:tblHeader w:val="0"/>
+        </w:trPr>
+        <w:tc>
+          <w:tcPr>
+            <w:gridSpan w:val="5"/>
+            <w:shd w:fill="b7b7b7" w:val="clear"/>
+            <w:tcMar>
+              <w:top w:w="100.0" w:type="dxa"/>
+              <w:left w:w="100.0" w:type="dxa"/>
+              <w:bottom w:w="100.0" w:type="dxa"/>
+              <w:right w:w="100.0" w:type="dxa"/>
+            </w:tcMar>
+            <w:vAlign w:val="top"/>
+          </w:tcPr>
+          <w:p>
+            <w:pPr>
+              <w:widowControl w:val="0"/>
+              <w:spacing w:line="240" w:lineRule="auto"/>
+              <w:rPr>
+                <w:b w:val="1"/>
+                <w:bCs w:val="1"/>
+                <w:sz w:val="24"/>
+                <w:szCs w:val="24"/>
+              </w:rPr>
+            </w:pPr>
+            <w:r>
+              <w:rPr>
+                <w:b w:val="1"/>
+                <w:bCs w:val="1"/>
+                <w:sz w:val="24"/>
+                <w:szCs w:val="24"/>
+                <w:rtl w:val="0"/>
+              </w:rPr>
+              <w:t xml:space="preserve">Requisitos Não-Funcionais</w:t>
+            </w:r>
+          </w:p>
+        </w:tc>
+      </w:tr>
+      <w:tr>
+        <w:trPr>
+          <w:cantSplit w:val="0"/>
+          <w:tblHeader w:val="0"/>
+        </w:trPr>
+        <w:tc>
+          <w:tcPr>
+            <w:shd w:fill="b7b7b7" w:val="clear"/>
+            <w:tcMar>
+              <w:top w:w="100.0" w:type="dxa"/>
+              <w:left w:w="100.0" w:type="dxa"/>
+              <w:bottom w:w="100.0" w:type="dxa"/>
+              <w:right w:w="100.0" w:type="dxa"/>
+            </w:tcMar>
+            <w:vAlign w:val="top"/>
+          </w:tcPr>
+          <w:p>
+            <w:pPr>
+              <w:widowControl w:val="0"/>
+              <w:spacing w:line="240" w:lineRule="auto"/>
+              <w:jc w:val="both"/>
+              <w:rPr>
+                <w:b w:val="1"/>
+                <w:bCs w:val="1"/>
+                <w:sz w:val="24"/>
+                <w:szCs w:val="24"/>
+              </w:rPr>
+            </w:pPr>
+            <w:r>
+              <w:rPr>
+                <w:b w:val="1"/>
+                <w:bCs w:val="1"/>
+                <w:sz w:val="24"/>
+                <w:szCs w:val="24"/>
+                <w:rtl w:val="0"/>
+              </w:rPr>
+              <w:t xml:space="preserve">Nome</w:t>
+            </w:r>
+          </w:p>
+        </w:tc>
+        <w:tc>
+          <w:tcPr>
+            <w:shd w:fill="b7b7b7" w:val="clear"/>
+            <w:tcMar>
+              <w:top w:w="100.0" w:type="dxa"/>
+              <w:left w:w="100.0" w:type="dxa"/>
+              <w:bottom w:w="100.0" w:type="dxa"/>
+              <w:right w:w="100.0" w:type="dxa"/>
+            </w:tcMar>
+            <w:vAlign w:val="top"/>
+          </w:tcPr>
+          <w:p>
+            <w:pPr>
+              <w:widowControl w:val="0"/>
+              <w:spacing w:line="240" w:lineRule="auto"/>
+              <w:jc w:val="both"/>
+              <w:rPr>
+                <w:b w:val="1"/>
+                <w:bCs w:val="1"/>
+                <w:sz w:val="24"/>
+                <w:szCs w:val="24"/>
+              </w:rPr>
+            </w:pPr>
+            <w:r>
+              <w:rPr>
+                <w:rtl w:val="0"/>
+              </w:rPr>
+            </w:r>
+          </w:p>
+        </w:tc>
+        <w:tc>
+          <w:tcPr>
+            <w:shd w:fill="b7b7b7" w:val="clear"/>
+            <w:tcMar>
+              <w:top w:w="100.0" w:type="dxa"/>
+              <w:left w:w="100.0" w:type="dxa"/>
+              <w:bottom w:w="100.0" w:type="dxa"/>
+              <w:right w:w="100.0" w:type="dxa"/>
+            </w:tcMar>
+            <w:vAlign w:val="top"/>
+          </w:tcPr>
+          <w:p>
+            <w:pPr>
+              <w:widowControl w:val="0"/>
+              <w:spacing w:line="240" w:lineRule="auto"/>
+              <w:rPr>
+                <w:b w:val="1"/>
+                <w:bCs w:val="1"/>
+                <w:sz w:val="24"/>
+                <w:szCs w:val="24"/>
+              </w:rPr>
+            </w:pPr>
+            <w:r>
+              <w:rPr>
+                <w:b w:val="1"/>
+                <w:bCs w:val="1"/>
+                <w:sz w:val="24"/>
+                <w:szCs w:val="24"/>
+                <w:rtl w:val="0"/>
+              </w:rPr>
+              <w:t xml:space="preserve">Categoria</w:t>
+            </w:r>
+          </w:p>
+        </w:tc>
+        <w:tc>
+          <w:tcPr>
+            <w:shd w:fill="b7b7b7" w:val="clear"/>
+            <w:tcMar>
+              <w:top w:w="100.0" w:type="dxa"/>
+              <w:left w:w="100.0" w:type="dxa"/>
+              <w:bottom w:w="100.0" w:type="dxa"/>
+              <w:right w:w="100.0" w:type="dxa"/>
+            </w:tcMar>
+            <w:vAlign w:val="top"/>
+          </w:tcPr>
+          <w:p>
+            <w:pPr>
+              <w:widowControl w:val="0"/>
+              <w:spacing w:line="240" w:lineRule="auto"/>
+              <w:rPr>
+                <w:b w:val="1"/>
+                <w:bCs w:val="1"/>
+                <w:sz w:val="24"/>
+                <w:szCs w:val="24"/>
+              </w:rPr>
+            </w:pPr>
+            <w:r>
+              <w:rPr>
+                <w:b w:val="1"/>
+                <w:bCs w:val="1"/>
+                <w:sz w:val="24"/>
+                <w:szCs w:val="24"/>
+                <w:rtl w:val="0"/>
+              </w:rPr>
+              <w:t xml:space="preserve">Desejável</w:t>
+            </w:r>
+          </w:p>
+        </w:tc>
+        <w:tc>
+          <w:tcPr>
+            <w:shd w:fill="b7b7b7" w:val="clear"/>
+            <w:tcMar>
+              <w:top w:w="100.0" w:type="dxa"/>
+              <w:left w:w="100.0" w:type="dxa"/>
+              <w:bottom w:w="100.0" w:type="dxa"/>
+              <w:right w:w="100.0" w:type="dxa"/>
+            </w:tcMar>
+            <w:vAlign w:val="top"/>
+          </w:tcPr>
+          <w:p>
+            <w:pPr>
+              <w:widowControl w:val="0"/>
+              <w:spacing w:line="240" w:lineRule="auto"/>
+              <w:rPr>
+                <w:b w:val="1"/>
+                <w:bCs w:val="1"/>
+                <w:sz w:val="24"/>
+                <w:szCs w:val="24"/>
+              </w:rPr>
+            </w:pPr>
+            <w:r>
+              <w:rPr>
+                <w:b w:val="1"/>
+                <w:bCs w:val="1"/>
+                <w:sz w:val="24"/>
+                <w:szCs w:val="24"/>
+                <w:rtl w:val="0"/>
+              </w:rPr>
+              <w:t xml:space="preserve">Estável</w:t>
+            </w:r>
+          </w:p>
+        </w:tc>
+      </w:tr>
+      <w:tr>
+        <w:trPr>
+          <w:cantSplit w:val="0"/>
+          <w:trHeight w:val="1052.9296875" w:hRule="atLeast"/>
+          <w:tblHeader w:val="0"/>
+        </w:trPr>
+        <w:tc>
+          <w:tcPr>
+            <w:shd w:fill="auto" w:val="clear"/>
+            <w:tcMar>
+              <w:top w:w="100.0" w:type="dxa"/>
+              <w:left w:w="100.0" w:type="dxa"/>
+              <w:bottom w:w="100.0" w:type="dxa"/>
+              <w:right w:w="100.0" w:type="dxa"/>
+            </w:tcMar>
+            <w:vAlign w:val="top"/>
+          </w:tcPr>
+          <w:p>
+            <w:pPr>
+              <w:widowControl w:val="0"/>
+              <w:spacing w:line="240" w:lineRule="auto"/>
+              <w:jc w:val="both"/>
+              <w:rPr>
+                <w:b w:val="1"/>
+                <w:bCs w:val="1"/>
+                <w:sz w:val="24"/>
+                <w:szCs w:val="24"/>
+              </w:rPr>
+            </w:pPr>
+            <w:r>
+              <w:rPr>
+                <w:b w:val="1"/>
+                <w:bCs w:val="1"/>
+                <w:sz w:val="24"/>
+                <w:szCs w:val="24"/>
+                <w:rtl w:val="0"/>
+              </w:rPr>
+              <w:t xml:space="preserve">RFN 07.01 -  </w:t>
+            </w:r>
+          </w:p>
+        </w:tc>
+        <w:tc>
+          <w:tcPr>
+            <w:shd w:fill="auto" w:val="clear"/>
+            <w:tcMar>
+              <w:top w:w="100.0" w:type="dxa"/>
+              <w:left w:w="100.0" w:type="dxa"/>
+              <w:bottom w:w="100.0" w:type="dxa"/>
+              <w:right w:w="100.0" w:type="dxa"/>
+            </w:tcMar>
+            <w:vAlign w:val="top"/>
+          </w:tcPr>
+          <w:p>
+            <w:pPr>
+              <w:widowControl w:val="0"/>
+              <w:spacing w:line="240" w:lineRule="auto"/>
+              <w:jc w:val="both"/>
+              <w:rPr>
+                <w:b w:val="1"/>
+                <w:bCs w:val="1"/>
+                <w:sz w:val="24"/>
+                <w:szCs w:val="24"/>
+              </w:rPr>
+            </w:pPr>
+            <w:r>
+              <w:rPr>
+                <w:b w:val="1"/>
+                <w:bCs w:val="1"/>
+                <w:sz w:val="24"/>
+                <w:szCs w:val="24"/>
+                <w:rtl w:val="0"/>
+              </w:rPr>
+              <w:t xml:space="preserve">A atualização do status de favorito deve refletir visualmente na interface em tempo inferior a 100</w:t>
+            </w:r>
+          </w:p>
+          <w:p>
+            <w:pPr>
+              <w:widowControl w:val="0"/>
+              <w:spacing w:line="240" w:lineRule="auto"/>
+              <w:jc w:val="both"/>
+              <w:rPr>
+                <w:b w:val="1"/>
+                <w:bCs w:val="1"/>
+                <w:sz w:val="24"/>
+                <w:szCs w:val="24"/>
+              </w:rPr>
+            </w:pPr>
+            <w:r>
+              <w:rPr>
+                <w:b w:val="1"/>
+                <w:bCs w:val="1"/>
+                <w:sz w:val="24"/>
+                <w:szCs w:val="24"/>
+                <w:rtl w:val="0"/>
+              </w:rPr>
+              <w:t xml:space="preserve">milissegundos.</w:t>
+            </w:r>
+          </w:p>
+        </w:tc>
+        <w:tc>
+          <w:tcPr>
+            <w:shd w:fill="auto" w:val="clear"/>
+            <w:tcMar>
+              <w:top w:w="100.0" w:type="dxa"/>
+              <w:left w:w="100.0" w:type="dxa"/>
+              <w:bottom w:w="100.0" w:type="dxa"/>
+              <w:right w:w="100.0" w:type="dxa"/>
+            </w:tcMar>
+            <w:vAlign w:val="top"/>
+          </w:tcPr>
+          <w:p>
+            <w:pPr>
+              <w:widowControl w:val="0"/>
+              <w:spacing w:line="240" w:lineRule="auto"/>
+              <w:jc w:val="center"/>
+              <w:rPr>
+                <w:b w:val="1"/>
+                <w:bCs w:val="1"/>
+                <w:sz w:val="24"/>
+                <w:szCs w:val="24"/>
+              </w:rPr>
+            </w:pPr>
+            <w:r>
+              <w:rPr>
+                <w:b w:val="1"/>
+                <w:bCs w:val="1"/>
+                <w:sz w:val="24"/>
+                <w:szCs w:val="24"/>
+                <w:rtl w:val="0"/>
+              </w:rPr>
+              <w:t xml:space="preserve">Personalização / UX</w:t>
+            </w:r>
+          </w:p>
+        </w:tc>
+        <w:tc>
+          <w:tcPr>
+            <w:shd w:fill="auto" w:val="clear"/>
+            <w:tcMar>
+              <w:top w:w="100.0" w:type="dxa"/>
+              <w:left w:w="100.0" w:type="dxa"/>
+              <w:bottom w:w="100.0" w:type="dxa"/>
+              <w:right w:w="100.0" w:type="dxa"/>
+            </w:tcMar>
+            <w:vAlign w:val="top"/>
+          </w:tcPr>
+          <w:p>
+            <w:pPr>
+              <w:widowControl w:val="0"/>
+              <w:spacing w:line="240" w:lineRule="auto"/>
+              <w:jc w:val="center"/>
+              <w:rPr>
+                <w:b w:val="1"/>
+                <w:bCs w:val="1"/>
+                <w:sz w:val="24"/>
+                <w:szCs w:val="24"/>
+              </w:rPr>
+            </w:pPr>
+            <w:r>
+              <w:rPr>
+                <w:b w:val="1"/>
+                <w:bCs w:val="1"/>
+                <w:sz w:val="24"/>
+                <w:szCs w:val="24"/>
+                <w:rtl w:val="0"/>
+              </w:rPr>
+              <w:t xml:space="preserve">sim</w:t>
+            </w:r>
+          </w:p>
+        </w:tc>
+        <w:tc>
+          <w:tcPr>
+            <w:shd w:fill="auto" w:val="clear"/>
+            <w:tcMar>
+              <w:top w:w="100.0" w:type="dxa"/>
+              <w:left w:w="100.0" w:type="dxa"/>
+              <w:bottom w:w="100.0" w:type="dxa"/>
+              <w:right w:w="100.0" w:type="dxa"/>
+            </w:tcMar>
+            <w:vAlign w:val="top"/>
+          </w:tcPr>
+          <w:p>
+            <w:pPr>
+              <w:widowControl w:val="0"/>
+              <w:spacing w:line="240" w:lineRule="auto"/>
+              <w:jc w:val="center"/>
+              <w:rPr>
+                <w:b w:val="1"/>
+                <w:bCs w:val="1"/>
+                <w:sz w:val="24"/>
+                <w:szCs w:val="24"/>
+              </w:rPr>
+            </w:pPr>
+            <w:r>
+              <w:rPr>
+                <w:b w:val="1"/>
+                <w:bCs w:val="1"/>
+                <w:sz w:val="24"/>
+                <w:szCs w:val="24"/>
+                <w:rtl w:val="0"/>
+              </w:rPr>
+              <w:t xml:space="preserve">sim</w:t>
+            </w:r>
+          </w:p>
+        </w:tc>
+      </w:tr>
+    </w:tbl>
     <w:p>
       <w:pPr>
         <w:spacing w:line="360" w:lineRule="auto"/>
@@ -5780,7 +6409,7 @@
     </w:p>
     <w:tbl>
       <w:tblPr>
-        <w:tblStyle w:val="Table7"/>
+        <w:tblStyle w:val="Table8"/>
         <w:tblW w:w="14010.0" w:type="dxa"/>
         <w:jc w:val="left"/>
         <w:tblBorders>
@@ -7419,6 +8048,13 @@
     </w:tblPr>
   </w:style>
   <w:style w:type="table" w:styleId="Table7">
+    <w:basedOn w:val="TableNormal"/>
+    <w:tblPr>
+      <w:tblStyleRowBandSize w:val="1"/>
+      <w:tblStyleColBandSize w:val="1"/>
+    </w:tblPr>
+  </w:style>
+  <w:style w:type="table" w:styleId="Table8">
     <w:basedOn w:val="TableNormal"/>
     <w:tblPr>
       <w:tblStyleRowBandSize w:val="1"/>

--- a/Masterfit_analise.docx
+++ b/Masterfit_analise.docx
@@ -5798,7 +5798,10 @@
       <w:pPr>
         <w:spacing w:line="360" w:lineRule="auto"/>
         <w:jc w:val="both"/>
-        <w:rPr/>
+        <w:rPr>
+          <w:sz w:val="24"/>
+          <w:szCs w:val="24"/>
+        </w:rPr>
       </w:pPr>
       <w:r>
         <w:rPr>
@@ -5806,21 +5809,635 @@
         </w:rPr>
       </w:r>
     </w:p>
-    <w:p>
-      <w:pPr>
-        <w:spacing w:line="360" w:lineRule="auto"/>
-        <w:jc w:val="both"/>
-        <w:rPr>
-          <w:sz w:val="24"/>
-          <w:szCs w:val="24"/>
-        </w:rPr>
-      </w:pPr>
-      <w:r>
-        <w:rPr>
-          <w:rtl w:val="0"/>
-        </w:rPr>
-      </w:r>
-    </w:p>
+    <w:tbl>
+      <w:tblPr>
+        <w:tblStyle w:val="Table8"/>
+        <w:tblW w:w="13140.0" w:type="dxa"/>
+        <w:jc w:val="left"/>
+        <w:tblBorders>
+          <w:top w:color="000000" w:space="0" w:sz="8" w:val="single"/>
+          <w:left w:color="000000" w:space="0" w:sz="8" w:val="single"/>
+          <w:bottom w:color="000000" w:space="0" w:sz="8" w:val="single"/>
+          <w:right w:color="000000" w:space="0" w:sz="8" w:val="single"/>
+          <w:insideH w:color="000000" w:space="0" w:sz="8" w:val="single"/>
+          <w:insideV w:color="000000" w:space="0" w:sz="8" w:val="single"/>
+        </w:tblBorders>
+        <w:tblLayout w:type="fixed"/>
+        <w:tblLook w:val="0600"/>
+      </w:tblPr>
+      <w:tblGrid>
+        <w:gridCol w:w="3705"/>
+        <w:gridCol w:w="3705"/>
+        <w:gridCol w:w="1995"/>
+        <w:gridCol w:w="1920"/>
+        <w:gridCol w:w="1815"/>
+        <w:tblGridChange w:id="0">
+          <w:tblGrid>
+            <w:gridCol w:w="3705"/>
+            <w:gridCol w:w="3705"/>
+            <w:gridCol w:w="1995"/>
+            <w:gridCol w:w="1920"/>
+            <w:gridCol w:w="1815"/>
+          </w:tblGrid>
+        </w:tblGridChange>
+      </w:tblGrid>
+      <w:tr>
+        <w:trPr>
+          <w:cantSplit w:val="0"/>
+          <w:trHeight w:val="458.96484375" w:hRule="atLeast"/>
+          <w:tblHeader w:val="0"/>
+        </w:trPr>
+        <w:tc>
+          <w:tcPr>
+            <w:gridSpan w:val="3"/>
+            <w:shd w:fill="b7b7b7" w:val="clear"/>
+            <w:tcMar>
+              <w:top w:w="100.0" w:type="dxa"/>
+              <w:left w:w="100.0" w:type="dxa"/>
+              <w:bottom w:w="100.0" w:type="dxa"/>
+              <w:right w:w="100.0" w:type="dxa"/>
+            </w:tcMar>
+            <w:vAlign w:val="top"/>
+          </w:tcPr>
+          <w:p>
+            <w:pPr>
+              <w:spacing w:line="360" w:lineRule="auto"/>
+              <w:jc w:val="both"/>
+              <w:rPr>
+                <w:b w:val="1"/>
+                <w:bCs w:val="1"/>
+                <w:sz w:val="24"/>
+                <w:szCs w:val="24"/>
+              </w:rPr>
+            </w:pPr>
+            <w:r>
+              <w:rPr>
+                <w:b w:val="1"/>
+                <w:bCs w:val="1"/>
+                <w:sz w:val="24"/>
+                <w:szCs w:val="24"/>
+                <w:rtl w:val="0"/>
+              </w:rPr>
+              <w:t xml:space="preserve">RF08 - Envio de Notificação Push</w:t>
+            </w:r>
+          </w:p>
+        </w:tc>
+        <w:tc>
+          <w:tcPr>
+            <w:shd w:fill="auto" w:val="clear"/>
+            <w:tcMar>
+              <w:top w:w="100.0" w:type="dxa"/>
+              <w:left w:w="100.0" w:type="dxa"/>
+              <w:bottom w:w="100.0" w:type="dxa"/>
+              <w:right w:w="100.0" w:type="dxa"/>
+            </w:tcMar>
+            <w:vAlign w:val="top"/>
+          </w:tcPr>
+          <w:p>
+            <w:pPr>
+              <w:widowControl w:val="0"/>
+              <w:spacing w:line="240" w:lineRule="auto"/>
+              <w:rPr>
+                <w:b w:val="1"/>
+                <w:bCs w:val="1"/>
+                <w:sz w:val="24"/>
+                <w:szCs w:val="24"/>
+              </w:rPr>
+            </w:pPr>
+            <w:r>
+              <w:rPr>
+                <w:b w:val="1"/>
+                <w:bCs w:val="1"/>
+                <w:sz w:val="24"/>
+                <w:szCs w:val="24"/>
+                <w:rtl w:val="0"/>
+              </w:rPr>
+              <w:t xml:space="preserve">Evidente (  x  )</w:t>
+            </w:r>
+          </w:p>
+        </w:tc>
+        <w:tc>
+          <w:tcPr>
+            <w:shd w:fill="auto" w:val="clear"/>
+            <w:tcMar>
+              <w:top w:w="100.0" w:type="dxa"/>
+              <w:left w:w="100.0" w:type="dxa"/>
+              <w:bottom w:w="100.0" w:type="dxa"/>
+              <w:right w:w="100.0" w:type="dxa"/>
+            </w:tcMar>
+            <w:vAlign w:val="top"/>
+          </w:tcPr>
+          <w:p>
+            <w:pPr>
+              <w:widowControl w:val="0"/>
+              <w:spacing w:line="240" w:lineRule="auto"/>
+              <w:rPr>
+                <w:b w:val="1"/>
+                <w:bCs w:val="1"/>
+                <w:sz w:val="24"/>
+                <w:szCs w:val="24"/>
+              </w:rPr>
+            </w:pPr>
+            <w:r>
+              <w:rPr>
+                <w:b w:val="1"/>
+                <w:bCs w:val="1"/>
+                <w:sz w:val="24"/>
+                <w:szCs w:val="24"/>
+                <w:rtl w:val="0"/>
+              </w:rPr>
+              <w:t xml:space="preserve">Oculto (     )</w:t>
+            </w:r>
+          </w:p>
+        </w:tc>
+      </w:tr>
+      <w:tr>
+        <w:trPr>
+          <w:cantSplit w:val="0"/>
+          <w:trHeight w:val="440" w:hRule="atLeast"/>
+          <w:tblHeader w:val="0"/>
+        </w:trPr>
+        <w:tc>
+          <w:tcPr>
+            <w:gridSpan w:val="5"/>
+            <w:shd w:fill="auto" w:val="clear"/>
+            <w:tcMar>
+              <w:top w:w="100.0" w:type="dxa"/>
+              <w:left w:w="100.0" w:type="dxa"/>
+              <w:bottom w:w="100.0" w:type="dxa"/>
+              <w:right w:w="100.0" w:type="dxa"/>
+            </w:tcMar>
+            <w:vAlign w:val="top"/>
+          </w:tcPr>
+          <w:p>
+            <w:pPr>
+              <w:widowControl w:val="0"/>
+              <w:spacing w:line="240" w:lineRule="auto"/>
+              <w:jc w:val="both"/>
+              <w:rPr>
+                <w:b w:val="1"/>
+                <w:bCs w:val="1"/>
+                <w:sz w:val="24"/>
+                <w:szCs w:val="24"/>
+              </w:rPr>
+            </w:pPr>
+            <w:r>
+              <w:rPr>
+                <w:b w:val="1"/>
+                <w:bCs w:val="1"/>
+                <w:sz w:val="24"/>
+                <w:szCs w:val="24"/>
+                <w:rtl w:val="0"/>
+              </w:rPr>
+              <w:t xml:space="preserve">Descrição: O sistema deve agendar e enviar alertas push configuráveis para lembrar o usuário de registrar</w:t>
+            </w:r>
+          </w:p>
+          <w:p>
+            <w:pPr>
+              <w:widowControl w:val="0"/>
+              <w:spacing w:line="240" w:lineRule="auto"/>
+              <w:jc w:val="both"/>
+              <w:rPr>
+                <w:b w:val="1"/>
+                <w:bCs w:val="1"/>
+                <w:sz w:val="24"/>
+                <w:szCs w:val="24"/>
+              </w:rPr>
+            </w:pPr>
+            <w:r>
+              <w:rPr>
+                <w:b w:val="1"/>
+                <w:bCs w:val="1"/>
+                <w:sz w:val="24"/>
+                <w:szCs w:val="24"/>
+                <w:rtl w:val="0"/>
+              </w:rPr>
+              <w:t xml:space="preserve">refeições, realizar a pesagem e visualizar ofertas.</w:t>
+            </w:r>
+          </w:p>
+        </w:tc>
+      </w:tr>
+      <w:tr>
+        <w:trPr>
+          <w:cantSplit w:val="0"/>
+          <w:trHeight w:val="440" w:hRule="atLeast"/>
+          <w:tblHeader w:val="0"/>
+        </w:trPr>
+        <w:tc>
+          <w:tcPr>
+            <w:gridSpan w:val="5"/>
+            <w:shd w:fill="b7b7b7" w:val="clear"/>
+            <w:tcMar>
+              <w:top w:w="100.0" w:type="dxa"/>
+              <w:left w:w="100.0" w:type="dxa"/>
+              <w:bottom w:w="100.0" w:type="dxa"/>
+              <w:right w:w="100.0" w:type="dxa"/>
+            </w:tcMar>
+            <w:vAlign w:val="top"/>
+          </w:tcPr>
+          <w:p>
+            <w:pPr>
+              <w:widowControl w:val="0"/>
+              <w:spacing w:line="240" w:lineRule="auto"/>
+              <w:rPr>
+                <w:b w:val="1"/>
+                <w:bCs w:val="1"/>
+                <w:sz w:val="24"/>
+                <w:szCs w:val="24"/>
+              </w:rPr>
+            </w:pPr>
+            <w:r>
+              <w:rPr>
+                <w:b w:val="1"/>
+                <w:bCs w:val="1"/>
+                <w:sz w:val="24"/>
+                <w:szCs w:val="24"/>
+                <w:rtl w:val="0"/>
+              </w:rPr>
+              <w:t xml:space="preserve">Requisitos Não-Funcionais</w:t>
+            </w:r>
+          </w:p>
+        </w:tc>
+      </w:tr>
+      <w:tr>
+        <w:trPr>
+          <w:cantSplit w:val="0"/>
+          <w:tblHeader w:val="0"/>
+        </w:trPr>
+        <w:tc>
+          <w:tcPr>
+            <w:shd w:fill="b7b7b7" w:val="clear"/>
+            <w:tcMar>
+              <w:top w:w="100.0" w:type="dxa"/>
+              <w:left w:w="100.0" w:type="dxa"/>
+              <w:bottom w:w="100.0" w:type="dxa"/>
+              <w:right w:w="100.0" w:type="dxa"/>
+            </w:tcMar>
+            <w:vAlign w:val="top"/>
+          </w:tcPr>
+          <w:p>
+            <w:pPr>
+              <w:widowControl w:val="0"/>
+              <w:spacing w:line="240" w:lineRule="auto"/>
+              <w:jc w:val="both"/>
+              <w:rPr>
+                <w:b w:val="1"/>
+                <w:bCs w:val="1"/>
+                <w:sz w:val="24"/>
+                <w:szCs w:val="24"/>
+              </w:rPr>
+            </w:pPr>
+            <w:r>
+              <w:rPr>
+                <w:b w:val="1"/>
+                <w:bCs w:val="1"/>
+                <w:sz w:val="24"/>
+                <w:szCs w:val="24"/>
+                <w:rtl w:val="0"/>
+              </w:rPr>
+              <w:t xml:space="preserve">Nome</w:t>
+            </w:r>
+          </w:p>
+        </w:tc>
+        <w:tc>
+          <w:tcPr>
+            <w:shd w:fill="b7b7b7" w:val="clear"/>
+            <w:tcMar>
+              <w:top w:w="100.0" w:type="dxa"/>
+              <w:left w:w="100.0" w:type="dxa"/>
+              <w:bottom w:w="100.0" w:type="dxa"/>
+              <w:right w:w="100.0" w:type="dxa"/>
+            </w:tcMar>
+            <w:vAlign w:val="top"/>
+          </w:tcPr>
+          <w:p>
+            <w:pPr>
+              <w:widowControl w:val="0"/>
+              <w:spacing w:line="240" w:lineRule="auto"/>
+              <w:jc w:val="both"/>
+              <w:rPr>
+                <w:b w:val="1"/>
+                <w:bCs w:val="1"/>
+                <w:sz w:val="24"/>
+                <w:szCs w:val="24"/>
+              </w:rPr>
+            </w:pPr>
+            <w:r>
+              <w:rPr>
+                <w:rtl w:val="0"/>
+              </w:rPr>
+            </w:r>
+          </w:p>
+        </w:tc>
+        <w:tc>
+          <w:tcPr>
+            <w:shd w:fill="b7b7b7" w:val="clear"/>
+            <w:tcMar>
+              <w:top w:w="100.0" w:type="dxa"/>
+              <w:left w:w="100.0" w:type="dxa"/>
+              <w:bottom w:w="100.0" w:type="dxa"/>
+              <w:right w:w="100.0" w:type="dxa"/>
+            </w:tcMar>
+            <w:vAlign w:val="top"/>
+          </w:tcPr>
+          <w:p>
+            <w:pPr>
+              <w:widowControl w:val="0"/>
+              <w:spacing w:line="240" w:lineRule="auto"/>
+              <w:rPr>
+                <w:b w:val="1"/>
+                <w:bCs w:val="1"/>
+                <w:sz w:val="24"/>
+                <w:szCs w:val="24"/>
+              </w:rPr>
+            </w:pPr>
+            <w:r>
+              <w:rPr>
+                <w:b w:val="1"/>
+                <w:bCs w:val="1"/>
+                <w:sz w:val="24"/>
+                <w:szCs w:val="24"/>
+                <w:rtl w:val="0"/>
+              </w:rPr>
+              <w:t xml:space="preserve">Categoria</w:t>
+            </w:r>
+          </w:p>
+        </w:tc>
+        <w:tc>
+          <w:tcPr>
+            <w:shd w:fill="b7b7b7" w:val="clear"/>
+            <w:tcMar>
+              <w:top w:w="100.0" w:type="dxa"/>
+              <w:left w:w="100.0" w:type="dxa"/>
+              <w:bottom w:w="100.0" w:type="dxa"/>
+              <w:right w:w="100.0" w:type="dxa"/>
+            </w:tcMar>
+            <w:vAlign w:val="top"/>
+          </w:tcPr>
+          <w:p>
+            <w:pPr>
+              <w:widowControl w:val="0"/>
+              <w:spacing w:line="240" w:lineRule="auto"/>
+              <w:rPr>
+                <w:b w:val="1"/>
+                <w:bCs w:val="1"/>
+                <w:sz w:val="24"/>
+                <w:szCs w:val="24"/>
+              </w:rPr>
+            </w:pPr>
+            <w:r>
+              <w:rPr>
+                <w:b w:val="1"/>
+                <w:bCs w:val="1"/>
+                <w:sz w:val="24"/>
+                <w:szCs w:val="24"/>
+                <w:rtl w:val="0"/>
+              </w:rPr>
+              <w:t xml:space="preserve">Desejável</w:t>
+            </w:r>
+          </w:p>
+        </w:tc>
+        <w:tc>
+          <w:tcPr>
+            <w:shd w:fill="b7b7b7" w:val="clear"/>
+            <w:tcMar>
+              <w:top w:w="100.0" w:type="dxa"/>
+              <w:left w:w="100.0" w:type="dxa"/>
+              <w:bottom w:w="100.0" w:type="dxa"/>
+              <w:right w:w="100.0" w:type="dxa"/>
+            </w:tcMar>
+            <w:vAlign w:val="top"/>
+          </w:tcPr>
+          <w:p>
+            <w:pPr>
+              <w:widowControl w:val="0"/>
+              <w:spacing w:line="240" w:lineRule="auto"/>
+              <w:rPr>
+                <w:b w:val="1"/>
+                <w:bCs w:val="1"/>
+                <w:sz w:val="24"/>
+                <w:szCs w:val="24"/>
+              </w:rPr>
+            </w:pPr>
+            <w:r>
+              <w:rPr>
+                <w:b w:val="1"/>
+                <w:bCs w:val="1"/>
+                <w:sz w:val="24"/>
+                <w:szCs w:val="24"/>
+                <w:rtl w:val="0"/>
+              </w:rPr>
+              <w:t xml:space="preserve">Estável</w:t>
+            </w:r>
+          </w:p>
+        </w:tc>
+      </w:tr>
+      <w:tr>
+        <w:trPr>
+          <w:cantSplit w:val="0"/>
+          <w:trHeight w:val="1052.9296875" w:hRule="atLeast"/>
+          <w:tblHeader w:val="0"/>
+        </w:trPr>
+        <w:tc>
+          <w:tcPr>
+            <w:shd w:fill="auto" w:val="clear"/>
+            <w:tcMar>
+              <w:top w:w="100.0" w:type="dxa"/>
+              <w:left w:w="100.0" w:type="dxa"/>
+              <w:bottom w:w="100.0" w:type="dxa"/>
+              <w:right w:w="100.0" w:type="dxa"/>
+            </w:tcMar>
+            <w:vAlign w:val="top"/>
+          </w:tcPr>
+          <w:p>
+            <w:pPr>
+              <w:widowControl w:val="0"/>
+              <w:spacing w:line="240" w:lineRule="auto"/>
+              <w:jc w:val="both"/>
+              <w:rPr>
+                <w:b w:val="1"/>
+                <w:bCs w:val="1"/>
+                <w:sz w:val="24"/>
+                <w:szCs w:val="24"/>
+              </w:rPr>
+            </w:pPr>
+            <w:r>
+              <w:rPr>
+                <w:b w:val="1"/>
+                <w:bCs w:val="1"/>
+                <w:sz w:val="24"/>
+                <w:szCs w:val="24"/>
+                <w:rtl w:val="0"/>
+              </w:rPr>
+              <w:t xml:space="preserve">RFN 08.01 -  </w:t>
+            </w:r>
+          </w:p>
+        </w:tc>
+        <w:tc>
+          <w:tcPr>
+            <w:shd w:fill="auto" w:val="clear"/>
+            <w:tcMar>
+              <w:top w:w="100.0" w:type="dxa"/>
+              <w:left w:w="100.0" w:type="dxa"/>
+              <w:bottom w:w="100.0" w:type="dxa"/>
+              <w:right w:w="100.0" w:type="dxa"/>
+            </w:tcMar>
+            <w:vAlign w:val="top"/>
+          </w:tcPr>
+          <w:p>
+            <w:pPr>
+              <w:widowControl w:val="0"/>
+              <w:spacing w:line="240" w:lineRule="auto"/>
+              <w:jc w:val="both"/>
+              <w:rPr>
+                <w:b w:val="1"/>
+                <w:bCs w:val="1"/>
+                <w:sz w:val="24"/>
+                <w:szCs w:val="24"/>
+              </w:rPr>
+            </w:pPr>
+            <w:r>
+              <w:rPr>
+                <w:b w:val="1"/>
+                <w:bCs w:val="1"/>
+                <w:sz w:val="24"/>
+                <w:szCs w:val="24"/>
+                <w:rtl w:val="0"/>
+              </w:rPr>
+              <w:t xml:space="preserve">As notificações push agendadas devem ser entregues no dispositivo móvel com margem de atraso</w:t>
+            </w:r>
+          </w:p>
+          <w:p>
+            <w:pPr>
+              <w:widowControl w:val="0"/>
+              <w:spacing w:line="240" w:lineRule="auto"/>
+              <w:jc w:val="both"/>
+              <w:rPr>
+                <w:b w:val="1"/>
+                <w:bCs w:val="1"/>
+                <w:sz w:val="24"/>
+                <w:szCs w:val="24"/>
+              </w:rPr>
+            </w:pPr>
+            <w:r>
+              <w:rPr>
+                <w:b w:val="1"/>
+                <w:bCs w:val="1"/>
+                <w:sz w:val="24"/>
+                <w:szCs w:val="24"/>
+                <w:rtl w:val="0"/>
+              </w:rPr>
+              <w:t xml:space="preserve">máxima de ±60 segundos.</w:t>
+            </w:r>
+          </w:p>
+        </w:tc>
+        <w:tc>
+          <w:tcPr>
+            <w:shd w:fill="auto" w:val="clear"/>
+            <w:tcMar>
+              <w:top w:w="100.0" w:type="dxa"/>
+              <w:left w:w="100.0" w:type="dxa"/>
+              <w:bottom w:w="100.0" w:type="dxa"/>
+              <w:right w:w="100.0" w:type="dxa"/>
+            </w:tcMar>
+            <w:vAlign w:val="top"/>
+          </w:tcPr>
+          <w:p>
+            <w:pPr>
+              <w:widowControl w:val="0"/>
+              <w:spacing w:line="240" w:lineRule="auto"/>
+              <w:jc w:val="center"/>
+              <w:rPr>
+                <w:b w:val="1"/>
+                <w:bCs w:val="1"/>
+                <w:sz w:val="24"/>
+                <w:szCs w:val="24"/>
+              </w:rPr>
+            </w:pPr>
+            <w:r>
+              <w:rPr>
+                <w:b w:val="1"/>
+                <w:bCs w:val="1"/>
+                <w:sz w:val="24"/>
+                <w:szCs w:val="24"/>
+                <w:rtl w:val="0"/>
+              </w:rPr>
+              <w:t xml:space="preserve">Notificações / Engajamento</w:t>
+            </w:r>
+          </w:p>
+        </w:tc>
+        <w:tc>
+          <w:tcPr>
+            <w:shd w:fill="auto" w:val="clear"/>
+            <w:tcMar>
+              <w:top w:w="100.0" w:type="dxa"/>
+              <w:left w:w="100.0" w:type="dxa"/>
+              <w:bottom w:w="100.0" w:type="dxa"/>
+              <w:right w:w="100.0" w:type="dxa"/>
+            </w:tcMar>
+            <w:vAlign w:val="top"/>
+          </w:tcPr>
+          <w:p>
+            <w:pPr>
+              <w:widowControl w:val="0"/>
+              <w:spacing w:line="240" w:lineRule="auto"/>
+              <w:jc w:val="center"/>
+              <w:rPr>
+                <w:b w:val="1"/>
+                <w:bCs w:val="1"/>
+                <w:sz w:val="24"/>
+                <w:szCs w:val="24"/>
+              </w:rPr>
+            </w:pPr>
+            <w:r>
+              <w:rPr>
+                <w:b w:val="1"/>
+                <w:bCs w:val="1"/>
+                <w:sz w:val="24"/>
+                <w:szCs w:val="24"/>
+                <w:rtl w:val="0"/>
+              </w:rPr>
+              <w:t xml:space="preserve">sim</w:t>
+            </w:r>
+          </w:p>
+        </w:tc>
+        <w:tc>
+          <w:tcPr>
+            <w:shd w:fill="auto" w:val="clear"/>
+            <w:tcMar>
+              <w:top w:w="100.0" w:type="dxa"/>
+              <w:left w:w="100.0" w:type="dxa"/>
+              <w:bottom w:w="100.0" w:type="dxa"/>
+              <w:right w:w="100.0" w:type="dxa"/>
+            </w:tcMar>
+            <w:vAlign w:val="top"/>
+          </w:tcPr>
+          <w:p>
+            <w:pPr>
+              <w:widowControl w:val="0"/>
+              <w:spacing w:line="240" w:lineRule="auto"/>
+              <w:jc w:val="center"/>
+              <w:rPr>
+                <w:b w:val="1"/>
+                <w:bCs w:val="1"/>
+                <w:sz w:val="24"/>
+                <w:szCs w:val="24"/>
+              </w:rPr>
+            </w:pPr>
+            <w:r>
+              <w:rPr>
+                <w:b w:val="1"/>
+                <w:bCs w:val="1"/>
+                <w:sz w:val="24"/>
+                <w:szCs w:val="24"/>
+                <w:rtl w:val="0"/>
+              </w:rPr>
+              <w:t xml:space="preserve">sim</w:t>
+            </w:r>
+          </w:p>
+        </w:tc>
+      </w:tr>
+    </w:tbl>
     <w:p>
       <w:pPr>
         <w:spacing w:line="360" w:lineRule="auto"/>
@@ -6124,7 +6741,7 @@
           <w:szCs w:val="24"/>
           <w:rtl w:val="0"/>
         </w:rPr>
-        <w:t xml:space="preserve">RN01 - Restrição de Idade Mínima de Cadastro]: </w:t>
+        <w:t xml:space="preserve">[RN01 - Restrição de Idade Mínima de Cadastro]: </w:t>
       </w:r>
       <w:r>
         <w:rPr>
@@ -6170,7 +6787,7 @@
           <w:szCs w:val="24"/>
           <w:rtl w:val="0"/>
         </w:rPr>
-        <w:t xml:space="preserve">RN02 - Regra de Cumulatividade de Cupons]:</w:t>
+        <w:t xml:space="preserve">[RN02 - Regra de Cumulatividade de Cupons]:</w:t>
       </w:r>
       <w:r>
         <w:rPr>
@@ -6218,7 +6835,7 @@
           <w:szCs w:val="24"/>
           <w:rtl w:val="0"/>
         </w:rPr>
-        <w:t xml:space="preserve">RN03 - Trava de Exibição de Preços sem Desconto]: </w:t>
+        <w:t xml:space="preserve">[RN03 - Trava de Exibição de Preços sem Desconto]: </w:t>
       </w:r>
       <w:r>
         <w:rPr>
@@ -6409,7 +7026,7 @@
     </w:p>
     <w:tbl>
       <w:tblPr>
-        <w:tblStyle w:val="Table8"/>
+        <w:tblStyle w:val="Table9"/>
         <w:tblW w:w="14010.0" w:type="dxa"/>
         <w:jc w:val="left"/>
         <w:tblBorders>
@@ -8055,6 +8672,13 @@
     </w:tblPr>
   </w:style>
   <w:style w:type="table" w:styleId="Table8">
+    <w:basedOn w:val="TableNormal"/>
+    <w:tblPr>
+      <w:tblStyleRowBandSize w:val="1"/>
+      <w:tblStyleColBandSize w:val="1"/>
+    </w:tblPr>
+  </w:style>
+  <w:style w:type="table" w:styleId="Table9">
     <w:basedOn w:val="TableNormal"/>
     <w:tblPr>
       <w:tblStyleRowBandSize w:val="1"/>
